--- a/Projet_article_Authentification des documents via blockchain.docx
+++ b/Projet_article_Authentification des documents via blockchain.docx
@@ -830,8 +830,8 @@
           <w:lang w:val="fr-FR"/>
         </w:rPr>
         <w:sectPr>
-          <w:footerReference w:type="even" r:id="rId7"/>
-          <w:footerReference w:type="default" r:id="rId8"/>
+          <w:footerReference w:type="even" r:id="rId8"/>
+          <w:footerReference w:type="default" r:id="rId9"/>
           <w:pgSz w:w="11906" w:h="16838"/>
           <w:pgMar w:top="1440" w:right="1440" w:bottom="1440" w:left="1440" w:header="708" w:footer="708" w:gutter="0"/>
           <w:cols w:space="708"/>
@@ -2718,7 +2718,31 @@
           <w:kern w:val="0"/>
           <w:lang w:val="fr-FR"/>
         </w:rPr>
-        <w:t>e livre blanc publié en 2013</w:t>
+        <w:t>e livre blanc</w:t>
+      </w:r>
+      <w:r>
+        <w:rPr>
+          <w:rFonts w:ascii="Times New Roman" w:hAnsi="Times New Roman" w:cs="Times New Roman"/>
+          <w:kern w:val="0"/>
+          <w:lang w:val="fr-FR"/>
+        </w:rPr>
+        <w:t xml:space="preserve"> d’Ethereum</w:t>
+      </w:r>
+      <w:r>
+        <w:rPr>
+          <w:rFonts w:ascii="Times New Roman" w:hAnsi="Times New Roman" w:cs="Times New Roman"/>
+          <w:kern w:val="0"/>
+          <w:lang w:val="fr-FR"/>
+        </w:rPr>
+        <w:t xml:space="preserve"> publié en 201</w:t>
+      </w:r>
+      <w:r>
+        <w:rPr>
+          <w:rFonts w:ascii="Times New Roman" w:hAnsi="Times New Roman" w:cs="Times New Roman"/>
+          <w:kern w:val="0"/>
+          <w:lang w:val="fr-FR"/>
+        </w:rPr>
+        <w:t>3</w:t>
       </w:r>
       <w:r>
         <w:rPr>
@@ -5162,13 +5186,7 @@
         <w:rPr>
           <w:rFonts w:ascii="Times New Roman" w:hAnsi="Times New Roman" w:cs="Times New Roman"/>
         </w:rPr>
-        <w:t xml:space="preserve">. Ce cadre est </w:t>
-      </w:r>
-      <w:r>
-        <w:rPr>
-          <w:rFonts w:ascii="Times New Roman" w:hAnsi="Times New Roman" w:cs="Times New Roman"/>
-        </w:rPr>
-        <w:t xml:space="preserve">proposé à l'aide du </w:t>
+        <w:t xml:space="preserve">. Ce cadre est proposé à l'aide du </w:t>
       </w:r>
       <w:r>
         <w:rPr>
@@ -5234,19 +5252,7 @@
         <w:rPr>
           <w:rFonts w:ascii="Times New Roman" w:hAnsi="Times New Roman" w:cs="Times New Roman"/>
         </w:rPr>
-        <w:t xml:space="preserve"> (</w:t>
-      </w:r>
-      <w:r>
-        <w:rPr>
-          <w:rFonts w:ascii="Times New Roman" w:hAnsi="Times New Roman" w:cs="Times New Roman"/>
-        </w:rPr>
-        <w:t>authentification, autorisation, confidentialité, vie privée et propriété</w:t>
-      </w:r>
-      <w:r>
-        <w:rPr>
-          <w:rFonts w:ascii="Times New Roman" w:hAnsi="Times New Roman" w:cs="Times New Roman"/>
-        </w:rPr>
-        <w:t>)</w:t>
+        <w:t xml:space="preserve"> (authentification, autorisation, confidentialité, vie privée et propriété)</w:t>
       </w:r>
       <w:r>
         <w:rPr>
@@ -5276,37 +5282,7 @@
         <w:rPr>
           <w:rFonts w:ascii="Times New Roman" w:hAnsi="Times New Roman" w:cs="Times New Roman"/>
         </w:rPr>
-        <w:t xml:space="preserve">a </w:t>
-      </w:r>
-      <w:r>
-        <w:rPr>
-          <w:rFonts w:ascii="Times New Roman" w:hAnsi="Times New Roman" w:cs="Times New Roman"/>
-        </w:rPr>
-        <w:t>vérification de</w:t>
-      </w:r>
-      <w:r>
-        <w:rPr>
-          <w:rFonts w:ascii="Times New Roman" w:hAnsi="Times New Roman" w:cs="Times New Roman"/>
-        </w:rPr>
-        <w:t xml:space="preserve"> ce</w:t>
-      </w:r>
-      <w:r>
-        <w:rPr>
-          <w:rFonts w:ascii="Times New Roman" w:hAnsi="Times New Roman" w:cs="Times New Roman"/>
-        </w:rPr>
-        <w:t xml:space="preserve">s </w:t>
-      </w:r>
-      <w:r>
-        <w:rPr>
-          <w:rFonts w:ascii="Times New Roman" w:hAnsi="Times New Roman" w:cs="Times New Roman"/>
-        </w:rPr>
-        <w:t xml:space="preserve">types de </w:t>
-      </w:r>
-      <w:r>
-        <w:rPr>
-          <w:rFonts w:ascii="Times New Roman" w:hAnsi="Times New Roman" w:cs="Times New Roman"/>
-        </w:rPr>
-        <w:t xml:space="preserve">documents est </w:t>
+        <w:t xml:space="preserve">a vérification de ces types de documents est </w:t>
       </w:r>
       <w:r>
         <w:rPr>
@@ -5366,19 +5342,7 @@
         <w:rPr>
           <w:rFonts w:ascii="Times New Roman" w:hAnsi="Times New Roman" w:cs="Times New Roman"/>
         </w:rPr>
-        <w:t xml:space="preserve">ans </w:t>
-      </w:r>
-      <w:r>
-        <w:rPr>
-          <w:rFonts w:ascii="Times New Roman" w:hAnsi="Times New Roman" w:cs="Times New Roman"/>
-        </w:rPr>
-        <w:t>des documents légitimes</w:t>
-      </w:r>
-      <w:r>
-        <w:rPr>
-          <w:rFonts w:ascii="Times New Roman" w:hAnsi="Times New Roman" w:cs="Times New Roman"/>
-        </w:rPr>
-        <w:t>, l</w:t>
+        <w:t>ans des documents légitimes, l</w:t>
       </w:r>
       <w:r>
         <w:rPr>
@@ -5512,13 +5476,7 @@
         <w:rPr>
           <w:rFonts w:ascii="Times New Roman" w:hAnsi="Times New Roman" w:cs="Times New Roman"/>
         </w:rPr>
-        <w:t xml:space="preserve"> en explorant </w:t>
-      </w:r>
-      <w:r>
-        <w:rPr>
-          <w:rFonts w:ascii="Times New Roman" w:hAnsi="Times New Roman" w:cs="Times New Roman"/>
-        </w:rPr>
-        <w:t>l'efficacité et la sécurité que pourrait apporté la blockchain</w:t>
+        <w:t xml:space="preserve"> en explorant l'efficacité et la sécurité que pourrait apporté la blockchain</w:t>
       </w:r>
       <w:r>
         <w:rPr>
@@ -5548,19 +5506,7 @@
         <w:rPr>
           <w:rFonts w:ascii="Times New Roman" w:hAnsi="Times New Roman" w:cs="Times New Roman"/>
         </w:rPr>
-        <w:t>objectif de</w:t>
-      </w:r>
-      <w:r>
-        <w:rPr>
-          <w:rFonts w:ascii="Times New Roman" w:hAnsi="Times New Roman" w:cs="Times New Roman"/>
-        </w:rPr>
-        <w:t xml:space="preserve"> l’étude étant de</w:t>
-      </w:r>
-      <w:r>
-        <w:rPr>
-          <w:rFonts w:ascii="Times New Roman" w:hAnsi="Times New Roman" w:cs="Times New Roman"/>
-        </w:rPr>
-        <w:t xml:space="preserve"> développer un réseau blockchain privé autorisé où les documents officiels d'un citoyen peuvent être partagés par les organismes gouvernementaux et les établissements d'enseignement</w:t>
+        <w:t>objectif de l’étude étant de développer un réseau blockchain privé autorisé où les documents officiels d'un citoyen peuvent être partagés par les organismes gouvernementaux et les établissements d'enseignement</w:t>
       </w:r>
       <w:r>
         <w:rPr>
@@ -5572,19 +5518,7 @@
         <w:rPr>
           <w:rFonts w:ascii="Times New Roman" w:hAnsi="Times New Roman" w:cs="Times New Roman"/>
         </w:rPr>
-        <w:t xml:space="preserve">a mis en place </w:t>
-      </w:r>
-      <w:r>
-        <w:rPr>
-          <w:rFonts w:ascii="Times New Roman" w:hAnsi="Times New Roman" w:cs="Times New Roman"/>
-        </w:rPr>
-        <w:t>un système décentralisé</w:t>
-      </w:r>
-      <w:r>
-        <w:rPr>
-          <w:rFonts w:ascii="Times New Roman" w:hAnsi="Times New Roman" w:cs="Times New Roman"/>
-        </w:rPr>
-        <w:t xml:space="preserve"> </w:t>
+        <w:t xml:space="preserve">a mis en place un système décentralisé </w:t>
       </w:r>
       <w:r>
         <w:rPr>
@@ -5608,13 +5542,7 @@
         <w:rPr>
           <w:rFonts w:ascii="Times New Roman" w:hAnsi="Times New Roman" w:cs="Times New Roman"/>
         </w:rPr>
-        <w:t xml:space="preserve"> la sécurité, la fiabilité et la transparence</w:t>
-      </w:r>
-      <w:r>
-        <w:rPr>
-          <w:rFonts w:ascii="Times New Roman" w:hAnsi="Times New Roman" w:cs="Times New Roman"/>
-        </w:rPr>
-        <w:t>.</w:t>
+        <w:t xml:space="preserve"> la sécurité, la fiabilité et la transparence.</w:t>
       </w:r>
     </w:p>
     <w:p>
@@ -5639,13 +5567,7 @@
         <w:rPr>
           <w:rFonts w:ascii="Times New Roman" w:hAnsi="Times New Roman" w:cs="Times New Roman"/>
         </w:rPr>
-        <w:t>SECHash (Scanning, Extraction, Confirmation, and Hashing of Documents)</w:t>
-      </w:r>
-      <w:r>
-        <w:rPr>
-          <w:rFonts w:ascii="Times New Roman" w:hAnsi="Times New Roman" w:cs="Times New Roman"/>
-        </w:rPr>
-        <w:t xml:space="preserve"> a été proposé par </w:t>
+        <w:t xml:space="preserve">SECHash (Scanning, Extraction, Confirmation, and Hashing of Documents) a été proposé par </w:t>
       </w:r>
       <w:r>
         <w:rPr>
@@ -5712,13 +5634,7 @@
         <w:rPr>
           <w:rFonts w:ascii="Times New Roman" w:hAnsi="Times New Roman" w:cs="Times New Roman"/>
         </w:rPr>
-        <w:t xml:space="preserve"> </w:t>
-      </w:r>
-      <w:r>
-        <w:rPr>
-          <w:rFonts w:ascii="Times New Roman" w:hAnsi="Times New Roman" w:cs="Times New Roman"/>
-        </w:rPr>
-        <w:t>par les agences gouvernementales</w:t>
+        <w:t xml:space="preserve"> par les agences gouvernementales</w:t>
       </w:r>
       <w:r>
         <w:rPr>
@@ -5851,6 +5767,353 @@
           <w:rFonts w:ascii="Times New Roman" w:hAnsi="Times New Roman" w:cs="Times New Roman"/>
         </w:rPr>
         <w:t>pour réduire considérablement les fraudes de documents électronique</w:t>
+      </w:r>
+      <w:r>
+        <w:rPr>
+          <w:rFonts w:ascii="Times New Roman" w:hAnsi="Times New Roman" w:cs="Times New Roman"/>
+        </w:rPr>
+        <w:t>.</w:t>
+      </w:r>
+    </w:p>
+    <w:p>
+      <w:pPr>
+        <w:autoSpaceDE w:val="0"/>
+        <w:autoSpaceDN w:val="0"/>
+        <w:adjustRightInd w:val="0"/>
+        <w:spacing w:after="0" w:line="276" w:lineRule="auto"/>
+        <w:ind w:firstLine="708"/>
+        <w:jc w:val="both"/>
+        <w:rPr>
+          <w:rFonts w:ascii="Times New Roman" w:hAnsi="Times New Roman" w:cs="Times New Roman"/>
+        </w:rPr>
+      </w:pPr>
+      <w:r>
+        <w:rPr>
+          <w:rFonts w:ascii="Times New Roman" w:hAnsi="Times New Roman" w:cs="Times New Roman"/>
+        </w:rPr>
+        <w:t>Le passage d’une administration traditionnelle à une administration moderne utilisant des technologie</w:t>
+      </w:r>
+      <w:r>
+        <w:rPr>
+          <w:rFonts w:ascii="Times New Roman" w:hAnsi="Times New Roman" w:cs="Times New Roman"/>
+        </w:rPr>
+        <w:t>, nota</w:t>
+      </w:r>
+      <w:r>
+        <w:rPr>
+          <w:rFonts w:ascii="Times New Roman" w:hAnsi="Times New Roman" w:cs="Times New Roman"/>
+        </w:rPr>
+        <w:t>m</w:t>
+      </w:r>
+      <w:r>
+        <w:rPr>
+          <w:rFonts w:ascii="Times New Roman" w:hAnsi="Times New Roman" w:cs="Times New Roman"/>
+        </w:rPr>
+        <w:t>men</w:t>
+      </w:r>
+      <w:r>
+        <w:rPr>
+          <w:rFonts w:ascii="Times New Roman" w:hAnsi="Times New Roman" w:cs="Times New Roman"/>
+        </w:rPr>
+        <w:t>t</w:t>
+      </w:r>
+      <w:r>
+        <w:rPr>
+          <w:rFonts w:ascii="Times New Roman" w:hAnsi="Times New Roman" w:cs="Times New Roman"/>
+        </w:rPr>
+        <w:t xml:space="preserve"> la blockchain</w:t>
+      </w:r>
+      <w:r>
+        <w:rPr>
+          <w:rFonts w:ascii="Times New Roman" w:hAnsi="Times New Roman" w:cs="Times New Roman"/>
+        </w:rPr>
+        <w:t>,</w:t>
+      </w:r>
+      <w:r>
+        <w:rPr>
+          <w:rFonts w:ascii="Times New Roman" w:hAnsi="Times New Roman" w:cs="Times New Roman"/>
+        </w:rPr>
+        <w:t xml:space="preserve"> permet</w:t>
+      </w:r>
+      <w:r>
+        <w:rPr>
+          <w:rFonts w:ascii="Times New Roman" w:hAnsi="Times New Roman" w:cs="Times New Roman"/>
+        </w:rPr>
+        <w:t>trait</w:t>
+      </w:r>
+      <w:r>
+        <w:rPr>
+          <w:rFonts w:ascii="Times New Roman" w:hAnsi="Times New Roman" w:cs="Times New Roman"/>
+        </w:rPr>
+        <w:t xml:space="preserve"> de renforcer la </w:t>
+      </w:r>
+      <w:r>
+        <w:rPr>
+          <w:rFonts w:ascii="Times New Roman" w:hAnsi="Times New Roman" w:cs="Times New Roman"/>
+        </w:rPr>
+        <w:t>stabilité et l’intégrité des informations tout en prévenant la corruption.</w:t>
+      </w:r>
+      <w:r>
+        <w:rPr>
+          <w:rFonts w:ascii="Times New Roman" w:hAnsi="Times New Roman" w:cs="Times New Roman"/>
+        </w:rPr>
+        <w:t xml:space="preserve"> </w:t>
+      </w:r>
+      <w:r>
+        <w:rPr>
+          <w:rFonts w:ascii="Times New Roman" w:hAnsi="Times New Roman" w:cs="Times New Roman"/>
+        </w:rPr>
+        <w:t>En effet, des études menées par</w:t>
+      </w:r>
+      <w:r>
+        <w:rPr>
+          <w:rFonts w:ascii="Times New Roman" w:hAnsi="Times New Roman" w:cs="Times New Roman"/>
+        </w:rPr>
+        <w:t xml:space="preserve"> </w:t>
+      </w:r>
+      <w:r>
+        <w:rPr>
+          <w:rFonts w:ascii="Times New Roman" w:hAnsi="Times New Roman" w:cs="Times New Roman"/>
+          <w:i/>
+          <w:iCs/>
+        </w:rPr>
+        <w:t>Rana F. Ghani et al.</w:t>
+      </w:r>
+      <w:r>
+        <w:rPr>
+          <w:rFonts w:ascii="Times New Roman" w:hAnsi="Times New Roman" w:cs="Times New Roman"/>
+        </w:rPr>
+        <w:t xml:space="preserve"> </w:t>
+      </w:r>
+      <w:r>
+        <w:rPr>
+          <w:rFonts w:ascii="Times New Roman" w:hAnsi="Times New Roman" w:cs="Times New Roman"/>
+        </w:rPr>
+        <w:fldChar w:fldCharType="begin"/>
+      </w:r>
+      <w:r>
+        <w:rPr>
+          <w:rFonts w:ascii="Times New Roman" w:hAnsi="Times New Roman" w:cs="Times New Roman"/>
+        </w:rPr>
+        <w:instrText xml:space="preserve"> ADDIN ZOTERO_ITEM CSL_CITATION {"citationID":"ALuTCe7d","properties":{"formattedCitation":"[14]","plainCitation":"[14]","noteIndex":0},"citationItems":[{"id":158,"uris":["http://zotero.org/users/16284513/items/WPELQVML"],"itemData":{"id":158,"type":"article-journal","abstract":"Progression in Computer networks and emerging of new technologies in this field helps to find out new protocols and frameworks that provides new computer network-based services. E-government services, a modernized version of conventional government, are created through the steady evolution of technology in addition to the growing need of societies for numerous services. Government services are deeply related to citizens’ daily lives; therefore, it is important to evolve with technological developments—it is necessary to move from the traditional methods of managing government work to cutting-edge technical approaches that improve the effectiveness of government systems for providing services to citizens. Blockchain technology is among the modern technologies highly suitable for developing digital governance services, and its technological ability to sustain information stability is vital in digital governance systems since it improves integrity and transparency measures while preventing corruption. In this study, computer networking protocols are built to form a peer-to-peer network framework for managing official documents. using blockchain technology was built to illustrate how any element of government work may be developed using it. The suggested framework comprises the addition of a new official document, and the verification of an existing document. The system was created in socket programming using Java and tested the response times for many simultaneous requests. The system was tested using transactions per second (throughput) measurement. The result showed that the proposed system processed 200 document verification transactions within 50 seconds. In addition, the test of the proposed system presented the time required for document retrieval—about three seconds to answer 100 document retrieval transactions. Furthermore, the results of throughput were compared to the results of the same measurement of some popular applications such as bitcoin. And the result of the proposed system was within the average value of output throughput of the other compared applications.","container-title":"Baghdad Science Journal","DOI":"10.21123/bsj.2022.7513","ISSN":"2411-7986, 2078-8665","issue":"6(Suppl.)","journalAbbreviation":"Baghdad Sci.J","language":"en","license":"http://creativecommons.org/licenses/by/4.0","page":"1592","source":"DOI.org (Crossref)","title":"Proposed Framework for Official Document Sharing and Verification in E-government Environment Based on Blockchain Technology","volume":"19","author":[{"family":"Ghani","given":"Rana F."},{"family":"Al-Karkhi","given":"Asia Ali Salman"},{"family":"Mahdi","given":"Shakir Mahmood"}],"issued":{"date-parts":[["2022",12,5]]}}}],"schema":"https://github.com/citation-style-language/schema/raw/master/csl-citation.json"} </w:instrText>
+      </w:r>
+      <w:r>
+        <w:rPr>
+          <w:rFonts w:ascii="Times New Roman" w:hAnsi="Times New Roman" w:cs="Times New Roman"/>
+        </w:rPr>
+        <w:fldChar w:fldCharType="separate"/>
+      </w:r>
+      <w:r>
+        <w:rPr>
+          <w:rFonts w:ascii="Times New Roman" w:hAnsi="Times New Roman" w:cs="Times New Roman"/>
+          <w:noProof/>
+        </w:rPr>
+        <w:t>[14]</w:t>
+      </w:r>
+      <w:r>
+        <w:rPr>
+          <w:rFonts w:ascii="Times New Roman" w:hAnsi="Times New Roman" w:cs="Times New Roman"/>
+        </w:rPr>
+        <w:fldChar w:fldCharType="end"/>
+      </w:r>
+      <w:r>
+        <w:rPr>
+          <w:rFonts w:ascii="Times New Roman" w:hAnsi="Times New Roman" w:cs="Times New Roman"/>
+        </w:rPr>
+        <w:t xml:space="preserve">, il ressort que les principaux avantages de l’application de la blockchain dans les systèmes administratifs électroniques </w:t>
+      </w:r>
+      <w:r>
+        <w:rPr>
+          <w:rFonts w:ascii="Times New Roman" w:hAnsi="Times New Roman" w:cs="Times New Roman"/>
+        </w:rPr>
+        <w:t>sont entre autres :</w:t>
+      </w:r>
+      <w:r>
+        <w:rPr>
+          <w:rFonts w:ascii="Times New Roman" w:hAnsi="Times New Roman" w:cs="Times New Roman"/>
+        </w:rPr>
+        <w:t xml:space="preserve"> la possibilité de </w:t>
+      </w:r>
+      <w:r>
+        <w:rPr>
+          <w:rFonts w:ascii="Times New Roman" w:hAnsi="Times New Roman" w:cs="Times New Roman"/>
+        </w:rPr>
+        <w:t>stocker</w:t>
+      </w:r>
+      <w:r>
+        <w:rPr>
+          <w:rFonts w:ascii="Times New Roman" w:hAnsi="Times New Roman" w:cs="Times New Roman"/>
+        </w:rPr>
+        <w:t xml:space="preserve"> et partager</w:t>
+      </w:r>
+      <w:r>
+        <w:rPr>
+          <w:rFonts w:ascii="Times New Roman" w:hAnsi="Times New Roman" w:cs="Times New Roman"/>
+        </w:rPr>
+        <w:t xml:space="preserve"> de manière sécurisée </w:t>
+      </w:r>
+      <w:r>
+        <w:rPr>
+          <w:rFonts w:ascii="Times New Roman" w:hAnsi="Times New Roman" w:cs="Times New Roman"/>
+        </w:rPr>
+        <w:t xml:space="preserve">et controlée </w:t>
+      </w:r>
+      <w:r>
+        <w:rPr>
+          <w:rFonts w:ascii="Times New Roman" w:hAnsi="Times New Roman" w:cs="Times New Roman"/>
+        </w:rPr>
+        <w:t>les données gouvernementales, des citoyens et des entreprises</w:t>
+      </w:r>
+      <w:r>
+        <w:rPr>
+          <w:rFonts w:ascii="Times New Roman" w:hAnsi="Times New Roman" w:cs="Times New Roman"/>
+        </w:rPr>
+        <w:t>, la réduction des coûts de gestions et risques de</w:t>
+      </w:r>
+      <w:r>
+        <w:rPr>
+          <w:rFonts w:ascii="Times New Roman" w:hAnsi="Times New Roman" w:cs="Times New Roman"/>
+        </w:rPr>
+        <w:t>s</w:t>
+      </w:r>
+      <w:r>
+        <w:rPr>
+          <w:rFonts w:ascii="Times New Roman" w:hAnsi="Times New Roman" w:cs="Times New Roman"/>
+        </w:rPr>
+        <w:t xml:space="preserve"> corruption</w:t>
+      </w:r>
+      <w:r>
+        <w:rPr>
+          <w:rFonts w:ascii="Times New Roman" w:hAnsi="Times New Roman" w:cs="Times New Roman"/>
+        </w:rPr>
+        <w:t>/abus, l’élimination des humains intermédiaires</w:t>
+      </w:r>
+      <w:r>
+        <w:rPr>
+          <w:rFonts w:ascii="Times New Roman" w:hAnsi="Times New Roman" w:cs="Times New Roman"/>
+        </w:rPr>
+        <w:t xml:space="preserve"> et l’élévation du niveau de confiance des usagers</w:t>
+      </w:r>
+      <w:r>
+        <w:rPr>
+          <w:rFonts w:ascii="Times New Roman" w:hAnsi="Times New Roman" w:cs="Times New Roman"/>
+        </w:rPr>
+        <w:t xml:space="preserve"> </w:t>
+      </w:r>
+      <w:r>
+        <w:rPr>
+          <w:rFonts w:ascii="Times New Roman" w:hAnsi="Times New Roman" w:cs="Times New Roman"/>
+        </w:rPr>
+        <w:t>des administrations électroniques.</w:t>
+      </w:r>
+      <w:r>
+        <w:rPr>
+          <w:rFonts w:ascii="Times New Roman" w:hAnsi="Times New Roman" w:cs="Times New Roman"/>
+        </w:rPr>
+        <w:t xml:space="preserve"> </w:t>
+      </w:r>
+      <w:r>
+        <w:rPr>
+          <w:rFonts w:ascii="Times New Roman" w:hAnsi="Times New Roman" w:cs="Times New Roman"/>
+        </w:rPr>
+        <w:t>Dans ce sens, l</w:t>
+      </w:r>
+      <w:r>
+        <w:rPr>
+          <w:rFonts w:ascii="Times New Roman" w:hAnsi="Times New Roman" w:cs="Times New Roman"/>
+        </w:rPr>
+        <w:t>es auteurs</w:t>
+      </w:r>
+      <w:r>
+        <w:rPr>
+          <w:rFonts w:ascii="Times New Roman" w:hAnsi="Times New Roman" w:cs="Times New Roman"/>
+        </w:rPr>
+        <w:t xml:space="preserve"> </w:t>
+      </w:r>
+      <w:r>
+        <w:rPr>
+          <w:rFonts w:ascii="Times New Roman" w:hAnsi="Times New Roman" w:cs="Times New Roman"/>
+        </w:rPr>
+        <w:fldChar w:fldCharType="begin"/>
+      </w:r>
+      <w:r>
+        <w:rPr>
+          <w:rFonts w:ascii="Times New Roman" w:hAnsi="Times New Roman" w:cs="Times New Roman"/>
+        </w:rPr>
+        <w:instrText xml:space="preserve"> ADDIN ZOTERO_ITEM CSL_CITATION {"citationID":"hBX5OXMP","properties":{"formattedCitation":"[14]","plainCitation":"[14]","noteIndex":0},"citationItems":[{"id":158,"uris":["http://zotero.org/users/16284513/items/WPELQVML"],"itemData":{"id":158,"type":"article-journal","abstract":"Progression in Computer networks and emerging of new technologies in this field helps to find out new protocols and frameworks that provides new computer network-based services. E-government services, a modernized version of conventional government, are created through the steady evolution of technology in addition to the growing need of societies for numerous services. Government services are deeply related to citizens’ daily lives; therefore, it is important to evolve with technological developments—it is necessary to move from the traditional methods of managing government work to cutting-edge technical approaches that improve the effectiveness of government systems for providing services to citizens. Blockchain technology is among the modern technologies highly suitable for developing digital governance services, and its technological ability to sustain information stability is vital in digital governance systems since it improves integrity and transparency measures while preventing corruption. In this study, computer networking protocols are built to form a peer-to-peer network framework for managing official documents. using blockchain technology was built to illustrate how any element of government work may be developed using it. The suggested framework comprises the addition of a new official document, and the verification of an existing document. The system was created in socket programming using Java and tested the response times for many simultaneous requests. The system was tested using transactions per second (throughput) measurement. The result showed that the proposed system processed 200 document verification transactions within 50 seconds. In addition, the test of the proposed system presented the time required for document retrieval—about three seconds to answer 100 document retrieval transactions. Furthermore, the results of throughput were compared to the results of the same measurement of some popular applications such as bitcoin. And the result of the proposed system was within the average value of output throughput of the other compared applications.","container-title":"Baghdad Science Journal","DOI":"10.21123/bsj.2022.7513","ISSN":"2411-7986, 2078-8665","issue":"6(Suppl.)","journalAbbreviation":"Baghdad Sci.J","language":"en","license":"http://creativecommons.org/licenses/by/4.0","page":"1592","source":"DOI.org (Crossref)","title":"Proposed Framework for Official Document Sharing and Verification in E-government Environment Based on Blockchain Technology","volume":"19","author":[{"family":"Ghani","given":"Rana F."},{"family":"Al-Karkhi","given":"Asia Ali Salman"},{"family":"Mahdi","given":"Shakir Mahmood"}],"issued":{"date-parts":[["2022",12,5]]}}}],"schema":"https://github.com/citation-style-language/schema/raw/master/csl-citation.json"} </w:instrText>
+      </w:r>
+      <w:r>
+        <w:rPr>
+          <w:rFonts w:ascii="Times New Roman" w:hAnsi="Times New Roman" w:cs="Times New Roman"/>
+        </w:rPr>
+        <w:fldChar w:fldCharType="separate"/>
+      </w:r>
+      <w:r>
+        <w:rPr>
+          <w:rFonts w:ascii="Times New Roman" w:hAnsi="Times New Roman" w:cs="Times New Roman"/>
+          <w:noProof/>
+        </w:rPr>
+        <w:t>[14]</w:t>
+      </w:r>
+      <w:r>
+        <w:rPr>
+          <w:rFonts w:ascii="Times New Roman" w:hAnsi="Times New Roman" w:cs="Times New Roman"/>
+        </w:rPr>
+        <w:fldChar w:fldCharType="end"/>
+      </w:r>
+      <w:r>
+        <w:rPr>
+          <w:rFonts w:ascii="Times New Roman" w:hAnsi="Times New Roman" w:cs="Times New Roman"/>
+        </w:rPr>
+        <w:t xml:space="preserve"> </w:t>
+      </w:r>
+      <w:r>
+        <w:rPr>
+          <w:rFonts w:ascii="Times New Roman" w:hAnsi="Times New Roman" w:cs="Times New Roman"/>
+        </w:rPr>
+        <w:t xml:space="preserve">ont </w:t>
+      </w:r>
+      <w:r>
+        <w:rPr>
+          <w:rFonts w:ascii="Times New Roman" w:hAnsi="Times New Roman" w:cs="Times New Roman"/>
+        </w:rPr>
+        <w:t>développé un système (FBCOLM) informatique avec Java TCP socket utilisant la blockchain</w:t>
+      </w:r>
+      <w:r>
+        <w:rPr>
+          <w:rFonts w:ascii="Times New Roman" w:hAnsi="Times New Roman" w:cs="Times New Roman"/>
+        </w:rPr>
+        <w:t xml:space="preserve"> dont les tests ont montré des résultats interessants</w:t>
+      </w:r>
+      <w:r>
+        <w:rPr>
+          <w:rFonts w:ascii="Times New Roman" w:hAnsi="Times New Roman" w:cs="Times New Roman"/>
+        </w:rPr>
+        <w:t>. Ce système</w:t>
+      </w:r>
+      <w:r>
+        <w:rPr>
+          <w:rFonts w:ascii="Times New Roman" w:hAnsi="Times New Roman" w:cs="Times New Roman"/>
+        </w:rPr>
+        <w:t xml:space="preserve"> dédié à la gestion des </w:t>
+      </w:r>
+      <w:r>
+        <w:rPr>
+          <w:rFonts w:ascii="Times New Roman" w:hAnsi="Times New Roman" w:cs="Times New Roman"/>
+        </w:rPr>
+        <w:t>pour la gestion des lettres officielles</w:t>
+      </w:r>
+      <w:r>
+        <w:rPr>
+          <w:rFonts w:ascii="Times New Roman" w:hAnsi="Times New Roman" w:cs="Times New Roman"/>
+        </w:rPr>
+        <w:t>,</w:t>
+      </w:r>
+      <w:r>
+        <w:rPr>
+          <w:rFonts w:ascii="Times New Roman" w:hAnsi="Times New Roman" w:cs="Times New Roman"/>
+        </w:rPr>
+        <w:t xml:space="preserve"> prend en compte l’ajout d’un nouveau document officiel et la vérification d’un document existant</w:t>
       </w:r>
       <w:r>
         <w:rPr>
@@ -5904,7 +6167,7 @@
         <w:rPr>
           <w:rFonts w:ascii="Times New Roman" w:hAnsi="Times New Roman" w:cs="Times New Roman"/>
         </w:rPr>
-        <w:instrText xml:space="preserve"> ADDIN ZOTERO_ITEM CSL_CITATION {"citationID":"NOoMsnBb","properties":{"formattedCitation":"[14]","plainCitation":"[14]","noteIndex":0},"citationItems":[{"id":39,"uris":["http://zotero.org/users/16284513/items/IUUUVLPJ"],"itemData":{"id":39,"type":"article-journal","abstract":"As a sophisticated platform, namely Blockchain, which has 3 (three) potentials to change the governance system which is still considered traditional, solve the problem of principal agents, and minimize the crime of document falsification. However, in the government sector, the documents used can be insecure and lead to document falsification. Blockchain is becoming increasingly significant in document services and beyond until questions arise about the authenticity and security of manuscripts and documents in the government sector. So, Go-Chain (Government Blockchain) it is necessary to authenticate documents using Blockchain to minimize document forgery. By utilizing the potential of Blockchain technology, this research aims to maximize government e-documents in a modern and secure manner. Propose a Blockchain-based document framework method that is applied with a literature review studyâ€”in addition to ensuring the speed of system execution by utilizing DAO (Decentralized Autonomous Organization) and Smart Contracts. The result is that modern and safe government e-documents in document verification can significantly maintain transparency and increase trust in public services.","container-title":"International Journal of Artificial Intelligence Research","DOI":"10.29099/ijair.v6i2.294","ISSN":"2579-7298","issue":"2","language":"en","license":"Copyright (c) 2022 Isyak Meirobie, Agustinus Purna Irawan, Husni Teja Sukmana, Diana Putri Lazirkha, Nuke Puji Lestari Santoso","note":"number: 2","page":"12","source":"ijair.id","title":"Framework Authentication e-document using Blockchain Technology on the Government system","volume":"6","author":[{"family":"Meirobie","given":"Isyak"},{"family":"Irawan","given":"Agustinus Purna"},{"family":"Sukmana","given":"Husni Teja"},{"family":"Lazirkha","given":"Diana Putri"},{"family":"Santoso","given":"Nuke Puji Lestari"}],"issued":{"date-parts":[["2022",12,1]]}}}],"schema":"https://github.com/citation-style-language/schema/raw/master/csl-citation.json"} </w:instrText>
+        <w:instrText xml:space="preserve"> ADDIN ZOTERO_ITEM CSL_CITATION {"citationID":"NOoMsnBb","properties":{"formattedCitation":"[15]","plainCitation":"[15]","noteIndex":0},"citationItems":[{"id":39,"uris":["http://zotero.org/users/16284513/items/IUUUVLPJ"],"itemData":{"id":39,"type":"article-journal","abstract":"As a sophisticated platform, namely Blockchain, which has 3 (three) potentials to change the governance system which is still considered traditional, solve the problem of principal agents, and minimize the crime of document falsification. However, in the government sector, the documents used can be insecure and lead to document falsification. Blockchain is becoming increasingly significant in document services and beyond until questions arise about the authenticity and security of manuscripts and documents in the government sector. So, Go-Chain (Government Blockchain) it is necessary to authenticate documents using Blockchain to minimize document forgery. By utilizing the potential of Blockchain technology, this research aims to maximize government e-documents in a modern and secure manner. Propose a Blockchain-based document framework method that is applied with a literature review studyâ€”in addition to ensuring the speed of system execution by utilizing DAO (Decentralized Autonomous Organization) and Smart Contracts. The result is that modern and safe government e-documents in document verification can significantly maintain transparency and increase trust in public services.","container-title":"International Journal of Artificial Intelligence Research","DOI":"10.29099/ijair.v6i2.294","ISSN":"2579-7298","issue":"2","language":"en","license":"Copyright (c) 2022 Isyak Meirobie, Agustinus Purna Irawan, Husni Teja Sukmana, Diana Putri Lazirkha, Nuke Puji Lestari Santoso","note":"number: 2","page":"12","source":"ijair.id","title":"Framework Authentication e-document using Blockchain Technology on the Government system","volume":"6","author":[{"family":"Meirobie","given":"Isyak"},{"family":"Irawan","given":"Agustinus Purna"},{"family":"Sukmana","given":"Husni Teja"},{"family":"Lazirkha","given":"Diana Putri"},{"family":"Santoso","given":"Nuke Puji Lestari"}],"issued":{"date-parts":[["2022",12,1]]}}}],"schema":"https://github.com/citation-style-language/schema/raw/master/csl-citation.json"} </w:instrText>
       </w:r>
       <w:r>
         <w:rPr>
@@ -5917,7 +6180,7 @@
           <w:rFonts w:ascii="Times New Roman" w:hAnsi="Times New Roman" w:cs="Times New Roman"/>
           <w:noProof/>
         </w:rPr>
-        <w:t>[14]</w:t>
+        <w:t>[15]</w:t>
       </w:r>
       <w:r>
         <w:rPr>
@@ -5990,13 +6253,7 @@
         <w:rPr>
           <w:rFonts w:ascii="Times New Roman" w:hAnsi="Times New Roman" w:cs="Times New Roman"/>
         </w:rPr>
-        <w:t xml:space="preserve"> le système </w:t>
-      </w:r>
-      <w:r>
-        <w:rPr>
-          <w:rFonts w:ascii="Times New Roman" w:hAnsi="Times New Roman" w:cs="Times New Roman"/>
-        </w:rPr>
-        <w:t>gouvernemental d’Indonésie.</w:t>
+        <w:t xml:space="preserve"> le système gouvernemental d’Indonésie.</w:t>
       </w:r>
       <w:r>
         <w:rPr>
@@ -6179,7 +6436,7 @@
         <w:rPr>
           <w:rFonts w:ascii="Times New Roman" w:hAnsi="Times New Roman" w:cs="Times New Roman"/>
         </w:rPr>
-        <w:instrText xml:space="preserve"> ADDIN ZOTERO_ITEM CSL_CITATION {"citationID":"Erb6YrQS","properties":{"formattedCitation":"[15]","plainCitation":"[15]","noteIndex":0},"citationItems":[{"id":60,"uris":["http://zotero.org/users/16284513/items/WZ2HDN94"],"itemData":{"id":60,"type":"report","abstract":"Le livret scolaire est un document administratif au format papier permettant de \nrépertorier les notes des élèves dans les cycles moyen et secondaire (de la classe de sixième à \nla classe de terminal). Comme dans tout document physique partagé entre plusieurs acteurs, ces \nderniers rencontrent d’énormes difficultés dans la manipulation, le remplissage, le stockage et \nla sécurité des livrets scolaires. En 2017, l’entreprise YAKAARTIC, dans le cadre de ses \nactivités, a proposé la dématérialisation du livret scolaire. Cette dématérialisation a constitué à \nla mise en place d’un système de recueil et de stockage des informations qui étaient dans le \nlivret en papier. On parle ainsi de livrets électroniques (E-livrets).\nPour offrir à ce système le niveau de sécurité qui est requis par les livrets scolaires\nélectroniques nous proposons de mettre en place une application décentralisée pour la \nsauvegarde des E-livrets. Cette application permet de renforcer la sécurité du système de gestion \ndes livrets électroniques (SGLE) en s’appuyant sur la technologie Blockchain particulièrement \nsur Ethereum. \nEn effet, la Blockchain est caractérisée par la transparence, la non répudiation, \nl’immuabilité des données mais aussi son réseau distribué et les mécanismes de sécurité comme \nla cryptographie et les fonctions de hachages qu’elle incorpore dans son protocole. En ce sens, \nl’application décentralisée pour la sécurisation des E-livrets Scolaires permet de protéger les \nlivrets électroniques contre les modifications inattendues et sert de vérifications et de \nvalidations de livrets électroniques imprimés depuis le système SGLE.","language":"fr","note":"Accepted: 2023-07-11T10:29:19Z","page":"103","source":"rivieresdusud.uasz.sn","title":"La Blockchain pour la Sécurisation des E-livrets scolaires","URL":"http://rivieresdusud.uasz.sn/xmlui/handle/123456789/1803","author":[{"family":"Bakhoum","given":"Ana"}],"accessed":{"date-parts":[["2024",9,10]]},"issued":{"date-parts":[["2019"]]}}}],"schema":"https://github.com/citation-style-language/schema/raw/master/csl-citation.json"} </w:instrText>
+        <w:instrText xml:space="preserve"> ADDIN ZOTERO_ITEM CSL_CITATION {"citationID":"Erb6YrQS","properties":{"formattedCitation":"[16]","plainCitation":"[16]","noteIndex":0},"citationItems":[{"id":60,"uris":["http://zotero.org/users/16284513/items/WZ2HDN94"],"itemData":{"id":60,"type":"report","abstract":"Le livret scolaire est un document administratif au format papier permettant de \nrépertorier les notes des élèves dans les cycles moyen et secondaire (de la classe de sixième à \nla classe de terminal). Comme dans tout document physique partagé entre plusieurs acteurs, ces \nderniers rencontrent d’énormes difficultés dans la manipulation, le remplissage, le stockage et \nla sécurité des livrets scolaires. En 2017, l’entreprise YAKAARTIC, dans le cadre de ses \nactivités, a proposé la dématérialisation du livret scolaire. Cette dématérialisation a constitué à \nla mise en place d’un système de recueil et de stockage des informations qui étaient dans le \nlivret en papier. On parle ainsi de livrets électroniques (E-livrets).\nPour offrir à ce système le niveau de sécurité qui est requis par les livrets scolaires\nélectroniques nous proposons de mettre en place une application décentralisée pour la \nsauvegarde des E-livrets. Cette application permet de renforcer la sécurité du système de gestion \ndes livrets électroniques (SGLE) en s’appuyant sur la technologie Blockchain particulièrement \nsur Ethereum. \nEn effet, la Blockchain est caractérisée par la transparence, la non répudiation, \nl’immuabilité des données mais aussi son réseau distribué et les mécanismes de sécurité comme \nla cryptographie et les fonctions de hachages qu’elle incorpore dans son protocole. En ce sens, \nl’application décentralisée pour la sécurisation des E-livrets Scolaires permet de protéger les \nlivrets électroniques contre les modifications inattendues et sert de vérifications et de \nvalidations de livrets électroniques imprimés depuis le système SGLE.","language":"fr","note":"Accepted: 2023-07-11T10:29:19Z","page":"103","source":"rivieresdusud.uasz.sn","title":"La Blockchain pour la Sécurisation des E-livrets scolaires","URL":"http://rivieresdusud.uasz.sn/xmlui/handle/123456789/1803","author":[{"family":"Bakhoum","given":"Ana"}],"accessed":{"date-parts":[["2024",9,10]]},"issued":{"date-parts":[["2019"]]}}}],"schema":"https://github.com/citation-style-language/schema/raw/master/csl-citation.json"} </w:instrText>
       </w:r>
       <w:r>
         <w:rPr>
@@ -6192,7 +6449,7 @@
           <w:rFonts w:ascii="Times New Roman" w:hAnsi="Times New Roman" w:cs="Times New Roman"/>
           <w:noProof/>
         </w:rPr>
-        <w:t>[15]</w:t>
+        <w:t>[16]</w:t>
       </w:r>
       <w:r>
         <w:rPr>
@@ -6343,6 +6600,7 @@
         <w:rPr>
           <w:rFonts w:ascii="Times New Roman" w:hAnsi="Times New Roman" w:cs="Times New Roman"/>
         </w:rPr>
+        <w:lastRenderedPageBreak/>
         <w:t>public.</w:t>
       </w:r>
       <w:r>
@@ -6790,7 +7048,6 @@
           <w:bCs/>
           <w:color w:val="156082" w:themeColor="accent1"/>
         </w:rPr>
-        <w:lastRenderedPageBreak/>
         <w:t>D</w:t>
       </w:r>
       <w:r>
@@ -7057,7 +7314,13 @@
         <w:rPr>
           <w:rFonts w:ascii="Times New Roman" w:hAnsi="Times New Roman" w:cs="Times New Roman"/>
         </w:rPr>
-        <w:t>afin d’ajuster les fonctionnalités et l’utilisation des frais de gas pour les transactions.</w:t>
+        <w:t xml:space="preserve">afin </w:t>
+      </w:r>
+      <w:r>
+        <w:rPr>
+          <w:rFonts w:ascii="Times New Roman" w:hAnsi="Times New Roman" w:cs="Times New Roman"/>
+        </w:rPr>
+        <w:t>d’ajuster les fonctionnalités et l’utilisation des frais de gas pour les transactions.</w:t>
       </w:r>
     </w:p>
     <w:p>
@@ -7273,7 +7536,7 @@
                     <pic:cNvPicPr/>
                   </pic:nvPicPr>
                   <pic:blipFill>
-                    <a:blip r:embed="rId9" cstate="print">
+                    <a:blip r:embed="rId10" cstate="print">
                       <a:extLst>
                         <a:ext uri="{28A0092B-C50C-407E-A947-70E740481C1C}">
                           <a14:useLocalDpi xmlns:a14="http://schemas.microsoft.com/office/drawing/2010/main" val="0"/>
@@ -7618,6 +7881,7 @@
           <w:noProof/>
           <w:kern w:val="0"/>
         </w:rPr>
+        <w:lastRenderedPageBreak/>
         <w:drawing>
           <wp:inline distT="0" distB="0" distL="0" distR="0">
             <wp:extent cx="2640965" cy="819977"/>
@@ -7634,7 +7898,7 @@
                     <pic:cNvPicPr/>
                   </pic:nvPicPr>
                   <pic:blipFill>
-                    <a:blip r:embed="rId10" cstate="print">
+                    <a:blip r:embed="rId11" cstate="print">
                       <a:extLst>
                         <a:ext uri="{28A0092B-C50C-407E-A947-70E740481C1C}">
                           <a14:useLocalDpi xmlns:a14="http://schemas.microsoft.com/office/drawing/2010/main" val="0"/>
@@ -8492,14 +8756,7 @@
         <w:rPr>
           <w:rFonts w:ascii="Times New Roman" w:hAnsi="Times New Roman" w:cs="Times New Roman"/>
         </w:rPr>
-        <w:t xml:space="preserve">Application Binary </w:t>
-      </w:r>
-      <w:r>
-        <w:rPr>
-          <w:rFonts w:ascii="Times New Roman" w:hAnsi="Times New Roman" w:cs="Times New Roman"/>
-        </w:rPr>
-        <w:lastRenderedPageBreak/>
-        <w:t>Interface</w:t>
+        <w:t>Application Binary Interface</w:t>
       </w:r>
       <w:r>
         <w:rPr>
@@ -8691,7 +8948,7 @@
         <w:rPr>
           <w:rFonts w:ascii="Times New Roman" w:hAnsi="Times New Roman" w:cs="Times New Roman"/>
         </w:rPr>
-        <w:instrText xml:space="preserve"> ADDIN ZOTERO_ITEM CSL_CITATION {"citationID":"H7Ql5dsT","properties":{"formattedCitation":"[16]","plainCitation":"[16]","noteIndex":0},"citationItems":[{"id":3,"uris":["http://zotero.org/users/16284513/items/HNKZFI83"],"itemData":{"id":3,"type":"article-magazine","language":"fr","title":"Standardisation des courbes elliptiques : à qui faire confiance ? | Connect - Editions Diamond","URL":"https://connect.ed-diamond.com/MISC/mischs-013/standardisation-des-courbes-elliptiques-a-qui-faire-confiance","author":[{"family":"Gaspar","given":"Émilien (gapz)"}],"accessed":{"date-parts":[["2025",4,18]]},"issued":{"date-parts":[["2016",4]]}}}],"schema":"https://github.com/citation-style-language/schema/raw/master/csl-citation.json"} </w:instrText>
+        <w:instrText xml:space="preserve"> ADDIN ZOTERO_ITEM CSL_CITATION {"citationID":"H7Ql5dsT","properties":{"formattedCitation":"[17]","plainCitation":"[17]","noteIndex":0},"citationItems":[{"id":3,"uris":["http://zotero.org/users/16284513/items/HNKZFI83"],"itemData":{"id":3,"type":"article-magazine","language":"fr","title":"Standardisation des courbes elliptiques : à qui faire confiance ? | Connect - Editions Diamond","URL":"https://connect.ed-diamond.com/MISC/mischs-013/standardisation-des-courbes-elliptiques-a-qui-faire-confiance","author":[{"family":"Gaspar","given":"Émilien (gapz)"}],"accessed":{"date-parts":[["2025",4,18]]},"issued":{"date-parts":[["2016",4]]}}}],"schema":"https://github.com/citation-style-language/schema/raw/master/csl-citation.json"} </w:instrText>
       </w:r>
       <w:r>
         <w:rPr>
@@ -8704,7 +8961,7 @@
           <w:rFonts w:ascii="Times New Roman" w:hAnsi="Times New Roman" w:cs="Times New Roman"/>
           <w:noProof/>
         </w:rPr>
-        <w:t>[16]</w:t>
+        <w:t>[17]</w:t>
       </w:r>
       <w:r>
         <w:rPr>
@@ -8747,7 +9004,7 @@
         <w:rPr>
           <w:rFonts w:ascii="Times New Roman" w:hAnsi="Times New Roman" w:cs="Times New Roman"/>
         </w:rPr>
-        <w:instrText xml:space="preserve"> ADDIN ZOTERO_ITEM CSL_CITATION {"citationID":"XkPMmkQf","properties":{"formattedCitation":"[17]","plainCitation":"[17]","noteIndex":0},"citationItems":[{"id":2,"uris":["http://zotero.org/users/16284513/items/BGE7PCMC"],"itemData":{"id":2,"type":"article-newspaper","abstract":"Conseils sur la configuration sécurisée des protocoles réseau (ITSP.40.062)","container-title":"Centre canadien pour la cybersécurité","language":"fr","note":"Last Modified: 2025-02-20","title":"Conseils sur la configuration sécurisée des protocoles réseau (ITSP.40.062)","URL":"https://www.cyber.gc.ca/fr/orientation/conseils-sur-la-configuration-securisee-des-protocoles-reseau-itsp40062","author":[{"family":"Canada","given":"Centre","dropping-particle":"de la sécurité des télécommunications"}],"accessed":{"date-parts":[["2025",4,18]]},"issued":{"date-parts":[["2020",10,15]]}}}],"schema":"https://github.com/citation-style-language/schema/raw/master/csl-citation.json"} </w:instrText>
+        <w:instrText xml:space="preserve"> ADDIN ZOTERO_ITEM CSL_CITATION {"citationID":"XkPMmkQf","properties":{"formattedCitation":"[18]","plainCitation":"[18]","noteIndex":0},"citationItems":[{"id":2,"uris":["http://zotero.org/users/16284513/items/BGE7PCMC"],"itemData":{"id":2,"type":"article-newspaper","abstract":"Conseils sur la configuration sécurisée des protocoles réseau (ITSP.40.062)","container-title":"Centre canadien pour la cybersécurité","language":"fr","note":"Last Modified: 2025-02-20","title":"Conseils sur la configuration sécurisée des protocoles réseau (ITSP.40.062)","URL":"https://www.cyber.gc.ca/fr/orientation/conseils-sur-la-configuration-securisee-des-protocoles-reseau-itsp40062","author":[{"family":"Canada","given":"Centre","dropping-particle":"de la sécurité des télécommunications"}],"accessed":{"date-parts":[["2025",4,18]]},"issued":{"date-parts":[["2020",10,15]]}}}],"schema":"https://github.com/citation-style-language/schema/raw/master/csl-citation.json"} </w:instrText>
       </w:r>
       <w:r>
         <w:rPr>
@@ -8760,7 +9017,7 @@
           <w:rFonts w:ascii="Times New Roman" w:hAnsi="Times New Roman" w:cs="Times New Roman"/>
           <w:noProof/>
         </w:rPr>
-        <w:t>[17]</w:t>
+        <w:t>[18]</w:t>
       </w:r>
       <w:r>
         <w:rPr>
@@ -8985,7 +9242,7 @@
                     <pic:cNvPicPr/>
                   </pic:nvPicPr>
                   <pic:blipFill>
-                    <a:blip r:embed="rId11" cstate="print">
+                    <a:blip r:embed="rId12" cstate="print">
                       <a:extLst>
                         <a:ext uri="{28A0092B-C50C-407E-A947-70E740481C1C}">
                           <a14:useLocalDpi xmlns:a14="http://schemas.microsoft.com/office/drawing/2010/main" val="0"/>
@@ -9501,14 +9758,7 @@
           <w:rFonts w:ascii="Times New Roman" w:hAnsi="Times New Roman" w:cs="Times New Roman"/>
           <w:kern w:val="0"/>
         </w:rPr>
-        <w:t xml:space="preserve"> </w:t>
-      </w:r>
-      <w:r>
-        <w:rPr>
-          <w:rFonts w:ascii="Times New Roman" w:hAnsi="Times New Roman" w:cs="Times New Roman"/>
-          <w:kern w:val="0"/>
-        </w:rPr>
-        <w:t>puis</w:t>
+        <w:t xml:space="preserve"> puis</w:t>
       </w:r>
       <w:r>
         <w:rPr>
@@ -9678,6 +9928,7 @@
           <w:rFonts w:ascii="Times New Roman" w:hAnsi="Times New Roman" w:cs="Times New Roman"/>
           <w:kern w:val="0"/>
         </w:rPr>
+        <w:lastRenderedPageBreak/>
         <w:t>d</w:t>
       </w:r>
       <w:r>
@@ -9723,7 +9974,7 @@
                     <pic:cNvPicPr/>
                   </pic:nvPicPr>
                   <pic:blipFill>
-                    <a:blip r:embed="rId12" cstate="print">
+                    <a:blip r:embed="rId13" cstate="print">
                       <a:extLst>
                         <a:ext uri="{28A0092B-C50C-407E-A947-70E740481C1C}">
                           <a14:useLocalDpi xmlns:a14="http://schemas.microsoft.com/office/drawing/2010/main" val="0"/>
@@ -10196,14 +10447,7 @@
         <w:rPr>
           <w:rFonts w:ascii="Times New Roman" w:hAnsi="Times New Roman" w:cs="Times New Roman"/>
         </w:rPr>
-        <w:t xml:space="preserve">la signature ne provient </w:t>
-      </w:r>
-      <w:r>
-        <w:rPr>
-          <w:rFonts w:ascii="Times New Roman" w:hAnsi="Times New Roman" w:cs="Times New Roman"/>
-        </w:rPr>
-        <w:lastRenderedPageBreak/>
-        <w:t>pas du bon signataire</w:t>
+        <w:t>la signature ne provient pas du bon signataire</w:t>
       </w:r>
       <w:r>
         <w:rPr>
@@ -10383,7 +10627,13 @@
         <w:rPr>
           <w:rFonts w:ascii="Times New Roman" w:hAnsi="Times New Roman" w:cs="Times New Roman"/>
         </w:rPr>
-        <w:t>qui interagi avec la blockchain Ethereum</w:t>
+        <w:t xml:space="preserve">qui interagi avec la </w:t>
+      </w:r>
+      <w:r>
+        <w:rPr>
+          <w:rFonts w:ascii="Times New Roman" w:hAnsi="Times New Roman" w:cs="Times New Roman"/>
+        </w:rPr>
+        <w:t>blockchain Ethereum</w:t>
       </w:r>
       <w:r>
         <w:rPr>
@@ -10655,43 +10905,7 @@
           <w:sz w:val="20"/>
           <w:lang w:val="en-US"/>
         </w:rPr>
-        <w:t xml:space="preserve"> 3, p. 40, </w:t>
-      </w:r>
-      <w:proofErr w:type="spellStart"/>
-      <w:r>
-        <w:rPr>
-          <w:rFonts w:ascii="Times New Roman" w:hAnsi="Times New Roman" w:cs="Times New Roman"/>
-          <w:sz w:val="20"/>
-          <w:lang w:val="en-US"/>
-        </w:rPr>
-        <w:t>janv</w:t>
-      </w:r>
-      <w:proofErr w:type="spellEnd"/>
-      <w:r>
-        <w:rPr>
-          <w:rFonts w:ascii="Times New Roman" w:hAnsi="Times New Roman" w:cs="Times New Roman"/>
-          <w:sz w:val="20"/>
-          <w:lang w:val="en-US"/>
-        </w:rPr>
-        <w:t xml:space="preserve">. 2015, </w:t>
-      </w:r>
-      <w:proofErr w:type="spellStart"/>
-      <w:r>
-        <w:rPr>
-          <w:rFonts w:ascii="Times New Roman" w:hAnsi="Times New Roman" w:cs="Times New Roman"/>
-          <w:sz w:val="20"/>
-          <w:lang w:val="en-US"/>
-        </w:rPr>
-        <w:t>doi</w:t>
-      </w:r>
-      <w:proofErr w:type="spellEnd"/>
-      <w:r>
-        <w:rPr>
-          <w:rFonts w:ascii="Times New Roman" w:hAnsi="Times New Roman" w:cs="Times New Roman"/>
-          <w:sz w:val="20"/>
-          <w:lang w:val="en-US"/>
-        </w:rPr>
-        <w:t>: 10.58729/1941-6679.1045.</w:t>
+        <w:t xml:space="preserve"> 3, p. 40, janv. 2015, doi: 10.58729/1941-6679.1045.</w:t>
       </w:r>
     </w:p>
     <w:p>
@@ -10738,41 +10952,13 @@
         </w:rPr>
         <w:t xml:space="preserve">. </w:t>
       </w:r>
-      <w:proofErr w:type="spellStart"/>
       <w:r>
         <w:rPr>
           <w:rFonts w:ascii="Times New Roman" w:hAnsi="Times New Roman" w:cs="Times New Roman"/>
           <w:sz w:val="20"/>
           <w:lang w:val="fr-FR"/>
         </w:rPr>
-        <w:t>Packt</w:t>
-      </w:r>
-      <w:proofErr w:type="spellEnd"/>
-      <w:r>
-        <w:rPr>
-          <w:rFonts w:ascii="Times New Roman" w:hAnsi="Times New Roman" w:cs="Times New Roman"/>
-          <w:sz w:val="20"/>
-          <w:lang w:val="fr-FR"/>
-        </w:rPr>
-        <w:t xml:space="preserve"> </w:t>
-      </w:r>
-      <w:proofErr w:type="spellStart"/>
-      <w:r>
-        <w:rPr>
-          <w:rFonts w:ascii="Times New Roman" w:hAnsi="Times New Roman" w:cs="Times New Roman"/>
-          <w:sz w:val="20"/>
-          <w:lang w:val="fr-FR"/>
-        </w:rPr>
-        <w:t>Publishing</w:t>
-      </w:r>
-      <w:proofErr w:type="spellEnd"/>
-      <w:r>
-        <w:rPr>
-          <w:rFonts w:ascii="Times New Roman" w:hAnsi="Times New Roman" w:cs="Times New Roman"/>
-          <w:sz w:val="20"/>
-          <w:lang w:val="fr-FR"/>
-        </w:rPr>
-        <w:t xml:space="preserve"> Ltd, 2017.</w:t>
+        <w:t>Packt Publishing Ltd, 2017.</w:t>
       </w:r>
     </w:p>
     <w:p>
@@ -10817,43 +11003,7 @@
           <w:sz w:val="20"/>
           <w:lang w:val="fr-FR"/>
         </w:rPr>
-        <w:t xml:space="preserve">, 13 mai 2022. Consulté </w:t>
-      </w:r>
-      <w:proofErr w:type="gramStart"/>
-      <w:r>
-        <w:rPr>
-          <w:rFonts w:ascii="Times New Roman" w:hAnsi="Times New Roman" w:cs="Times New Roman"/>
-          <w:sz w:val="20"/>
-          <w:lang w:val="fr-FR"/>
-        </w:rPr>
-        <w:t>le:</w:t>
-      </w:r>
-      <w:proofErr w:type="gramEnd"/>
-      <w:r>
-        <w:rPr>
-          <w:rFonts w:ascii="Times New Roman" w:hAnsi="Times New Roman" w:cs="Times New Roman"/>
-          <w:sz w:val="20"/>
-          <w:lang w:val="fr-FR"/>
-        </w:rPr>
-        <w:t xml:space="preserve"> 15 septembre 2024. [En ligne]. Disponible </w:t>
-      </w:r>
-      <w:proofErr w:type="gramStart"/>
-      <w:r>
-        <w:rPr>
-          <w:rFonts w:ascii="Times New Roman" w:hAnsi="Times New Roman" w:cs="Times New Roman"/>
-          <w:sz w:val="20"/>
-          <w:lang w:val="fr-FR"/>
-        </w:rPr>
-        <w:t>sur:</w:t>
-      </w:r>
-      <w:proofErr w:type="gramEnd"/>
-      <w:r>
-        <w:rPr>
-          <w:rFonts w:ascii="Times New Roman" w:hAnsi="Times New Roman" w:cs="Times New Roman"/>
-          <w:sz w:val="20"/>
-          <w:lang w:val="fr-FR"/>
-        </w:rPr>
-        <w:t xml:space="preserve"> https://crypto.com/fr/university/consensus-mechanisms-explained</w:t>
+        <w:t>, 13 mai 2022. Consulté le: 15 septembre 2024. [En ligne]. Disponible sur: https://crypto.com/fr/university/consensus-mechanisms-explained</w:t>
       </w:r>
     </w:p>
     <w:p>
@@ -10880,43 +11030,7 @@
           <w:lang w:val="en-US"/>
         </w:rPr>
         <w:tab/>
-        <w:t xml:space="preserve">G. A. Pierro et A. </w:t>
-      </w:r>
-      <w:proofErr w:type="spellStart"/>
-      <w:r>
-        <w:rPr>
-          <w:rFonts w:ascii="Times New Roman" w:hAnsi="Times New Roman" w:cs="Times New Roman"/>
-          <w:sz w:val="20"/>
-          <w:lang w:val="en-US"/>
-        </w:rPr>
-        <w:t>Amoordon</w:t>
-      </w:r>
-      <w:proofErr w:type="spellEnd"/>
-      <w:r>
-        <w:rPr>
-          <w:rFonts w:ascii="Times New Roman" w:hAnsi="Times New Roman" w:cs="Times New Roman"/>
-          <w:sz w:val="20"/>
-          <w:lang w:val="en-US"/>
-        </w:rPr>
-        <w:t>, « Gas Fees and Unconfirmed Transactions in Ethereum: A Proof-of-Stake (</w:t>
-      </w:r>
-      <w:proofErr w:type="spellStart"/>
-      <w:r>
-        <w:rPr>
-          <w:rFonts w:ascii="Times New Roman" w:hAnsi="Times New Roman" w:cs="Times New Roman"/>
-          <w:sz w:val="20"/>
-          <w:lang w:val="en-US"/>
-        </w:rPr>
-        <w:t>PoS</w:t>
-      </w:r>
-      <w:proofErr w:type="spellEnd"/>
-      <w:r>
-        <w:rPr>
-          <w:rFonts w:ascii="Times New Roman" w:hAnsi="Times New Roman" w:cs="Times New Roman"/>
-          <w:sz w:val="20"/>
-          <w:lang w:val="en-US"/>
-        </w:rPr>
-        <w:t xml:space="preserve">) Focus », in </w:t>
+        <w:t xml:space="preserve">G. A. Pierro et A. Amoordon, « Gas Fees and Unconfirmed Transactions in Ethereum: A Proof-of-Stake (PoS) Focus », in </w:t>
       </w:r>
       <w:r>
         <w:rPr>
@@ -10926,7 +11040,184 @@
           <w:sz w:val="20"/>
           <w:lang w:val="en-US"/>
         </w:rPr>
-        <w:t xml:space="preserve">2024 IEEE </w:t>
+        <w:t>2024 IEEE International Conference on Software Analysis, Evolution and Reengineering - Companion (SANER-C)</w:t>
+      </w:r>
+      <w:r>
+        <w:rPr>
+          <w:rFonts w:ascii="Times New Roman" w:hAnsi="Times New Roman" w:cs="Times New Roman"/>
+          <w:sz w:val="20"/>
+          <w:lang w:val="en-US"/>
+        </w:rPr>
+        <w:t>, mars 2024, p. 1‑8. doi: 10.1109/SANER-C62648.2024.00011.</w:t>
+      </w:r>
+    </w:p>
+    <w:p>
+      <w:pPr>
+        <w:pStyle w:val="Bibliographie"/>
+        <w:rPr>
+          <w:rFonts w:ascii="Times New Roman" w:hAnsi="Times New Roman" w:cs="Times New Roman"/>
+          <w:sz w:val="20"/>
+          <w:lang w:val="fr-FR"/>
+        </w:rPr>
+      </w:pPr>
+      <w:r>
+        <w:rPr>
+          <w:rFonts w:ascii="Times New Roman" w:hAnsi="Times New Roman" w:cs="Times New Roman"/>
+          <w:sz w:val="20"/>
+          <w:lang w:val="fr-FR"/>
+        </w:rPr>
+        <w:t>[5]</w:t>
+      </w:r>
+      <w:r>
+        <w:rPr>
+          <w:rFonts w:ascii="Times New Roman" w:hAnsi="Times New Roman" w:cs="Times New Roman"/>
+          <w:sz w:val="20"/>
+          <w:lang w:val="fr-FR"/>
+        </w:rPr>
+        <w:tab/>
+        <w:t xml:space="preserve">« Ethereum », </w:t>
+      </w:r>
+      <w:r>
+        <w:rPr>
+          <w:rFonts w:ascii="Times New Roman" w:hAnsi="Times New Roman" w:cs="Times New Roman"/>
+          <w:i/>
+          <w:iCs/>
+          <w:sz w:val="20"/>
+          <w:lang w:val="fr-FR"/>
+        </w:rPr>
+        <w:t>Wikipédia</w:t>
+      </w:r>
+      <w:r>
+        <w:rPr>
+          <w:rFonts w:ascii="Times New Roman" w:hAnsi="Times New Roman" w:cs="Times New Roman"/>
+          <w:sz w:val="20"/>
+          <w:lang w:val="fr-FR"/>
+        </w:rPr>
+        <w:t>. 22 janvier 2025. Consulté le: 10 février 2025. [En ligne]. Disponible sur: https://fr.wikipedia.org/wiki/Ethereum</w:t>
+      </w:r>
+    </w:p>
+    <w:p>
+      <w:pPr>
+        <w:pStyle w:val="Bibliographie"/>
+        <w:rPr>
+          <w:rFonts w:ascii="Times New Roman" w:hAnsi="Times New Roman" w:cs="Times New Roman"/>
+          <w:sz w:val="20"/>
+          <w:lang w:val="fr-FR"/>
+        </w:rPr>
+      </w:pPr>
+      <w:r>
+        <w:rPr>
+          <w:rFonts w:ascii="Times New Roman" w:hAnsi="Times New Roman" w:cs="Times New Roman"/>
+          <w:sz w:val="20"/>
+          <w:lang w:val="fr-FR"/>
+        </w:rPr>
+        <w:t>[6]</w:t>
+      </w:r>
+      <w:r>
+        <w:rPr>
+          <w:rFonts w:ascii="Times New Roman" w:hAnsi="Times New Roman" w:cs="Times New Roman"/>
+          <w:sz w:val="20"/>
+          <w:lang w:val="fr-FR"/>
+        </w:rPr>
+        <w:tab/>
+        <w:t xml:space="preserve">D. Majalikar, S. Sudhir, et D. S. Abhang, « BLOCKCHAN USING ETHEREUM – THE NEXT COMPUTING PARADIAGM SHIFT », </w:t>
+      </w:r>
+      <w:r>
+        <w:rPr>
+          <w:rFonts w:ascii="Times New Roman" w:hAnsi="Times New Roman" w:cs="Times New Roman"/>
+          <w:i/>
+          <w:iCs/>
+          <w:sz w:val="20"/>
+          <w:lang w:val="fr-FR"/>
+        </w:rPr>
+        <w:t>Navajyoti Int. J. Multi-Discip. Res.</w:t>
+      </w:r>
+      <w:r>
+        <w:rPr>
+          <w:rFonts w:ascii="Times New Roman" w:hAnsi="Times New Roman" w:cs="Times New Roman"/>
+          <w:sz w:val="20"/>
+          <w:lang w:val="fr-FR"/>
+        </w:rPr>
+        <w:t>, vol. 3, n</w:t>
+      </w:r>
+      <w:r>
+        <w:rPr>
+          <w:rFonts w:ascii="Times New Roman" w:hAnsi="Times New Roman" w:cs="Times New Roman"/>
+          <w:sz w:val="20"/>
+          <w:vertAlign w:val="superscript"/>
+          <w:lang w:val="fr-FR"/>
+        </w:rPr>
+        <w:t>o</w:t>
+      </w:r>
+      <w:r>
+        <w:rPr>
+          <w:rFonts w:ascii="Times New Roman" w:hAnsi="Times New Roman" w:cs="Times New Roman"/>
+          <w:sz w:val="20"/>
+          <w:lang w:val="fr-FR"/>
+        </w:rPr>
+        <w:t xml:space="preserve"> 2, p. 6, févr. 2019.</w:t>
+      </w:r>
+    </w:p>
+    <w:p>
+      <w:pPr>
+        <w:pStyle w:val="Bibliographie"/>
+        <w:rPr>
+          <w:rFonts w:ascii="Times New Roman" w:hAnsi="Times New Roman" w:cs="Times New Roman"/>
+          <w:sz w:val="20"/>
+          <w:lang w:val="en-US"/>
+        </w:rPr>
+      </w:pPr>
+      <w:r>
+        <w:rPr>
+          <w:rFonts w:ascii="Times New Roman" w:hAnsi="Times New Roman" w:cs="Times New Roman"/>
+          <w:sz w:val="20"/>
+          <w:lang w:val="en-US"/>
+        </w:rPr>
+        <w:t>[7]</w:t>
+      </w:r>
+      <w:r>
+        <w:rPr>
+          <w:rFonts w:ascii="Times New Roman" w:hAnsi="Times New Roman" w:cs="Times New Roman"/>
+          <w:sz w:val="20"/>
+          <w:lang w:val="en-US"/>
+        </w:rPr>
+        <w:tab/>
+      </w:r>
+      <w:r>
+        <w:rPr>
+          <w:rFonts w:ascii="Times New Roman" w:hAnsi="Times New Roman" w:cs="Times New Roman"/>
+          <w:sz w:val="20"/>
+          <w:lang w:val="en-US"/>
+        </w:rPr>
+        <w:t>BUTERIN, Vitalik, et al. « Ethereum white paper. » GitHub repository, 2013, vol. 1, no 22-23, p. 5-7.</w:t>
+      </w:r>
+    </w:p>
+    <w:p>
+      <w:pPr>
+        <w:pStyle w:val="Bibliographie"/>
+        <w:rPr>
+          <w:rFonts w:ascii="Times New Roman" w:hAnsi="Times New Roman" w:cs="Times New Roman"/>
+          <w:sz w:val="20"/>
+          <w:lang w:val="en-US"/>
+        </w:rPr>
+      </w:pPr>
+      <w:r>
+        <w:rPr>
+          <w:rFonts w:ascii="Times New Roman" w:hAnsi="Times New Roman" w:cs="Times New Roman"/>
+          <w:sz w:val="20"/>
+          <w:lang w:val="en-US"/>
+        </w:rPr>
+        <w:lastRenderedPageBreak/>
+        <w:t>[8]</w:t>
+      </w:r>
+      <w:r>
+        <w:rPr>
+          <w:rFonts w:ascii="Times New Roman" w:hAnsi="Times New Roman" w:cs="Times New Roman"/>
+          <w:sz w:val="20"/>
+          <w:lang w:val="en-US"/>
+        </w:rPr>
+        <w:tab/>
+        <w:t xml:space="preserve">S. S. Kushwaha, S. Joshi, D. Singh, M. Kaur, et H.-N. Lee, « Systematic Review of Security Vulnerabilities in Ethereum Blockchain Smart Contract », </w:t>
       </w:r>
       <w:r>
         <w:rPr>
@@ -10936,7 +11227,7 @@
           <w:sz w:val="20"/>
           <w:lang w:val="en-US"/>
         </w:rPr>
-        <w:t>International Conference on Software Analysis, Evolution and Reengineering - Companion (SANER-C)</w:t>
+        <w:t>IEEE Access</w:t>
       </w:r>
       <w:r>
         <w:rPr>
@@ -10944,370 +11235,88 @@
           <w:sz w:val="20"/>
           <w:lang w:val="en-US"/>
         </w:rPr>
-        <w:t xml:space="preserve">, mars 2024, p. 1‑8. </w:t>
-      </w:r>
-      <w:proofErr w:type="spellStart"/>
-      <w:r>
+        <w:t>, vol. 10, p. 6605‑6621, 2022, doi: 10.1109/ACCESS.2021.3140091.</w:t>
+      </w:r>
+    </w:p>
+    <w:p>
+      <w:pPr>
+        <w:pStyle w:val="Bibliographie"/>
+        <w:rPr>
+          <w:rFonts w:ascii="Times New Roman" w:hAnsi="Times New Roman" w:cs="Times New Roman"/>
+          <w:sz w:val="20"/>
+          <w:lang w:val="fr-FR"/>
+        </w:rPr>
+      </w:pPr>
+      <w:r>
+        <w:rPr>
+          <w:rFonts w:ascii="Times New Roman" w:hAnsi="Times New Roman" w:cs="Times New Roman"/>
+          <w:sz w:val="20"/>
+          <w:lang w:val="fr-FR"/>
+        </w:rPr>
+        <w:t>[9]</w:t>
+      </w:r>
+      <w:r>
+        <w:rPr>
+          <w:rFonts w:ascii="Times New Roman" w:hAnsi="Times New Roman" w:cs="Times New Roman"/>
+          <w:sz w:val="20"/>
+          <w:lang w:val="fr-FR"/>
+        </w:rPr>
+        <w:tab/>
+        <w:t>M. Krichen, « Les méthodes formelles pour la vérification des contrats intelligents », août 2022. Consulté le: 19 novembre 2025. [En ligne]. Disponible sur: https://hal.science/hal-03753067</w:t>
+      </w:r>
+    </w:p>
+    <w:p>
+      <w:pPr>
+        <w:pStyle w:val="Bibliographie"/>
+        <w:rPr>
+          <w:rFonts w:ascii="Times New Roman" w:hAnsi="Times New Roman" w:cs="Times New Roman"/>
+          <w:sz w:val="20"/>
+          <w:lang w:val="fr-FR"/>
+        </w:rPr>
+      </w:pPr>
+      <w:r>
+        <w:rPr>
+          <w:rFonts w:ascii="Times New Roman" w:hAnsi="Times New Roman" w:cs="Times New Roman"/>
+          <w:sz w:val="20"/>
+          <w:lang w:val="fr-FR"/>
+        </w:rPr>
+        <w:t>[10]</w:t>
+      </w:r>
+      <w:r>
+        <w:rPr>
+          <w:rFonts w:ascii="Times New Roman" w:hAnsi="Times New Roman" w:cs="Times New Roman"/>
+          <w:sz w:val="20"/>
+          <w:lang w:val="fr-FR"/>
+        </w:rPr>
+        <w:tab/>
+        <w:t>F. Num, « La signature électronique : un outil devenu incontournable - francenum.gouv.fr », Direction générale des entreprises, 7 décembre 2020. Consulté le: 21 février 2025. [En ligne]. Disponible sur: https://www.francenum.gouv.fr/guides-et-conseils/pilotage-de-lentreprise/dematerialisation-des-documents/la-signature</w:t>
+      </w:r>
+    </w:p>
+    <w:p>
+      <w:pPr>
+        <w:pStyle w:val="Bibliographie"/>
         <w:rPr>
           <w:rFonts w:ascii="Times New Roman" w:hAnsi="Times New Roman" w:cs="Times New Roman"/>
           <w:sz w:val="20"/>
           <w:lang w:val="en-US"/>
         </w:rPr>
-        <w:t>doi</w:t>
-      </w:r>
-      <w:proofErr w:type="spellEnd"/>
+      </w:pPr>
       <w:r>
         <w:rPr>
           <w:rFonts w:ascii="Times New Roman" w:hAnsi="Times New Roman" w:cs="Times New Roman"/>
           <w:sz w:val="20"/>
           <w:lang w:val="en-US"/>
         </w:rPr>
-        <w:t>: 10.1109/SANER-C62648.2024.00011.</w:t>
-      </w:r>
-    </w:p>
-    <w:p>
-      <w:pPr>
-        <w:pStyle w:val="Bibliographie"/>
-        <w:rPr>
-          <w:rFonts w:ascii="Times New Roman" w:hAnsi="Times New Roman" w:cs="Times New Roman"/>
-          <w:sz w:val="20"/>
-          <w:lang w:val="fr-FR"/>
-        </w:rPr>
-      </w:pPr>
-      <w:r>
-        <w:rPr>
-          <w:rFonts w:ascii="Times New Roman" w:hAnsi="Times New Roman" w:cs="Times New Roman"/>
-          <w:sz w:val="20"/>
-          <w:lang w:val="fr-FR"/>
-        </w:rPr>
-        <w:t>[5]</w:t>
-      </w:r>
-      <w:r>
-        <w:rPr>
-          <w:rFonts w:ascii="Times New Roman" w:hAnsi="Times New Roman" w:cs="Times New Roman"/>
-          <w:sz w:val="20"/>
-          <w:lang w:val="fr-FR"/>
-        </w:rPr>
-        <w:tab/>
-        <w:t xml:space="preserve">« Ethereum », </w:t>
-      </w:r>
-      <w:r>
-        <w:rPr>
-          <w:rFonts w:ascii="Times New Roman" w:hAnsi="Times New Roman" w:cs="Times New Roman"/>
-          <w:i/>
-          <w:iCs/>
-          <w:sz w:val="20"/>
-          <w:lang w:val="fr-FR"/>
-        </w:rPr>
-        <w:t>Wikipédia</w:t>
-      </w:r>
-      <w:r>
-        <w:rPr>
-          <w:rFonts w:ascii="Times New Roman" w:hAnsi="Times New Roman" w:cs="Times New Roman"/>
-          <w:sz w:val="20"/>
-          <w:lang w:val="fr-FR"/>
-        </w:rPr>
-        <w:t xml:space="preserve">. 22 janvier 2025. Consulté </w:t>
-      </w:r>
-      <w:proofErr w:type="gramStart"/>
-      <w:r>
-        <w:rPr>
-          <w:rFonts w:ascii="Times New Roman" w:hAnsi="Times New Roman" w:cs="Times New Roman"/>
-          <w:sz w:val="20"/>
-          <w:lang w:val="fr-FR"/>
-        </w:rPr>
-        <w:t>le:</w:t>
-      </w:r>
-      <w:proofErr w:type="gramEnd"/>
-      <w:r>
-        <w:rPr>
-          <w:rFonts w:ascii="Times New Roman" w:hAnsi="Times New Roman" w:cs="Times New Roman"/>
-          <w:sz w:val="20"/>
-          <w:lang w:val="fr-FR"/>
-        </w:rPr>
-        <w:t xml:space="preserve"> 10 février 2025. [En ligne]. Disponible </w:t>
-      </w:r>
-      <w:proofErr w:type="gramStart"/>
-      <w:r>
-        <w:rPr>
-          <w:rFonts w:ascii="Times New Roman" w:hAnsi="Times New Roman" w:cs="Times New Roman"/>
-          <w:sz w:val="20"/>
-          <w:lang w:val="fr-FR"/>
-        </w:rPr>
-        <w:t>sur:</w:t>
-      </w:r>
-      <w:proofErr w:type="gramEnd"/>
-      <w:r>
-        <w:rPr>
-          <w:rFonts w:ascii="Times New Roman" w:hAnsi="Times New Roman" w:cs="Times New Roman"/>
-          <w:sz w:val="20"/>
-          <w:lang w:val="fr-FR"/>
-        </w:rPr>
-        <w:t xml:space="preserve"> https://fr.wikipedia.org/wiki/Ethereum</w:t>
-      </w:r>
-    </w:p>
-    <w:p>
-      <w:pPr>
-        <w:pStyle w:val="Bibliographie"/>
-        <w:rPr>
-          <w:rFonts w:ascii="Times New Roman" w:hAnsi="Times New Roman" w:cs="Times New Roman"/>
-          <w:sz w:val="20"/>
-          <w:lang w:val="fr-FR"/>
-        </w:rPr>
-      </w:pPr>
-      <w:r>
-        <w:rPr>
-          <w:rFonts w:ascii="Times New Roman" w:hAnsi="Times New Roman" w:cs="Times New Roman"/>
-          <w:sz w:val="20"/>
-          <w:lang w:val="fr-FR"/>
-        </w:rPr>
-        <w:t>[6]</w:t>
-      </w:r>
-      <w:r>
-        <w:rPr>
-          <w:rFonts w:ascii="Times New Roman" w:hAnsi="Times New Roman" w:cs="Times New Roman"/>
-          <w:sz w:val="20"/>
-          <w:lang w:val="fr-FR"/>
-        </w:rPr>
-        <w:tab/>
-        <w:t xml:space="preserve">D. </w:t>
-      </w:r>
-      <w:proofErr w:type="spellStart"/>
-      <w:r>
-        <w:rPr>
-          <w:rFonts w:ascii="Times New Roman" w:hAnsi="Times New Roman" w:cs="Times New Roman"/>
-          <w:sz w:val="20"/>
-          <w:lang w:val="fr-FR"/>
-        </w:rPr>
-        <w:t>Majalikar</w:t>
-      </w:r>
-      <w:proofErr w:type="spellEnd"/>
-      <w:r>
-        <w:rPr>
-          <w:rFonts w:ascii="Times New Roman" w:hAnsi="Times New Roman" w:cs="Times New Roman"/>
-          <w:sz w:val="20"/>
-          <w:lang w:val="fr-FR"/>
-        </w:rPr>
-        <w:t xml:space="preserve">, S. Sudhir, et D. S. </w:t>
-      </w:r>
-      <w:proofErr w:type="spellStart"/>
-      <w:r>
-        <w:rPr>
-          <w:rFonts w:ascii="Times New Roman" w:hAnsi="Times New Roman" w:cs="Times New Roman"/>
-          <w:sz w:val="20"/>
-          <w:lang w:val="fr-FR"/>
-        </w:rPr>
-        <w:t>Abhang</w:t>
-      </w:r>
-      <w:proofErr w:type="spellEnd"/>
-      <w:r>
-        <w:rPr>
-          <w:rFonts w:ascii="Times New Roman" w:hAnsi="Times New Roman" w:cs="Times New Roman"/>
-          <w:sz w:val="20"/>
-          <w:lang w:val="fr-FR"/>
-        </w:rPr>
-        <w:t xml:space="preserve">, « BLOCKCHAN USING ETHEREUM – THE NEXT COMPUTING PARADIAGM SHIFT », </w:t>
-      </w:r>
-      <w:proofErr w:type="spellStart"/>
-      <w:r>
-        <w:rPr>
-          <w:rFonts w:ascii="Times New Roman" w:hAnsi="Times New Roman" w:cs="Times New Roman"/>
-          <w:i/>
-          <w:iCs/>
-          <w:sz w:val="20"/>
-          <w:lang w:val="fr-FR"/>
-        </w:rPr>
-        <w:t>Navajyoti</w:t>
-      </w:r>
-      <w:proofErr w:type="spellEnd"/>
-      <w:r>
-        <w:rPr>
-          <w:rFonts w:ascii="Times New Roman" w:hAnsi="Times New Roman" w:cs="Times New Roman"/>
-          <w:i/>
-          <w:iCs/>
-          <w:sz w:val="20"/>
-          <w:lang w:val="fr-FR"/>
-        </w:rPr>
-        <w:t xml:space="preserve"> Int. J. Multi-</w:t>
-      </w:r>
-      <w:proofErr w:type="spellStart"/>
-      <w:r>
-        <w:rPr>
-          <w:rFonts w:ascii="Times New Roman" w:hAnsi="Times New Roman" w:cs="Times New Roman"/>
-          <w:i/>
-          <w:iCs/>
-          <w:sz w:val="20"/>
-          <w:lang w:val="fr-FR"/>
-        </w:rPr>
-        <w:t>Discip</w:t>
-      </w:r>
-      <w:proofErr w:type="spellEnd"/>
-      <w:r>
-        <w:rPr>
-          <w:rFonts w:ascii="Times New Roman" w:hAnsi="Times New Roman" w:cs="Times New Roman"/>
-          <w:i/>
-          <w:iCs/>
-          <w:sz w:val="20"/>
-          <w:lang w:val="fr-FR"/>
-        </w:rPr>
-        <w:t xml:space="preserve">. </w:t>
-      </w:r>
-      <w:proofErr w:type="spellStart"/>
-      <w:r>
-        <w:rPr>
-          <w:rFonts w:ascii="Times New Roman" w:hAnsi="Times New Roman" w:cs="Times New Roman"/>
-          <w:i/>
-          <w:iCs/>
-          <w:sz w:val="20"/>
-          <w:lang w:val="fr-FR"/>
-        </w:rPr>
-        <w:t>Res</w:t>
-      </w:r>
-      <w:proofErr w:type="spellEnd"/>
-      <w:r>
-        <w:rPr>
-          <w:rFonts w:ascii="Times New Roman" w:hAnsi="Times New Roman" w:cs="Times New Roman"/>
-          <w:i/>
-          <w:iCs/>
-          <w:sz w:val="20"/>
-          <w:lang w:val="fr-FR"/>
-        </w:rPr>
-        <w:t>.</w:t>
-      </w:r>
-      <w:r>
-        <w:rPr>
-          <w:rFonts w:ascii="Times New Roman" w:hAnsi="Times New Roman" w:cs="Times New Roman"/>
-          <w:sz w:val="20"/>
-          <w:lang w:val="fr-FR"/>
-        </w:rPr>
-        <w:t>, vol. 3, n</w:t>
-      </w:r>
-      <w:r>
-        <w:rPr>
-          <w:rFonts w:ascii="Times New Roman" w:hAnsi="Times New Roman" w:cs="Times New Roman"/>
-          <w:sz w:val="20"/>
-          <w:vertAlign w:val="superscript"/>
-          <w:lang w:val="fr-FR"/>
-        </w:rPr>
-        <w:t>o</w:t>
-      </w:r>
-      <w:r>
-        <w:rPr>
-          <w:rFonts w:ascii="Times New Roman" w:hAnsi="Times New Roman" w:cs="Times New Roman"/>
-          <w:sz w:val="20"/>
-          <w:lang w:val="fr-FR"/>
-        </w:rPr>
-        <w:t xml:space="preserve"> 2, p. 6, févr. 2019.</w:t>
-      </w:r>
-    </w:p>
-    <w:p>
-      <w:pPr>
-        <w:pStyle w:val="Bibliographie"/>
-        <w:rPr>
-          <w:rFonts w:ascii="Times New Roman" w:hAnsi="Times New Roman" w:cs="Times New Roman"/>
-          <w:sz w:val="20"/>
-          <w:lang w:val="fr-FR"/>
-        </w:rPr>
-      </w:pPr>
-      <w:r>
-        <w:rPr>
-          <w:rFonts w:ascii="Times New Roman" w:hAnsi="Times New Roman" w:cs="Times New Roman"/>
-          <w:sz w:val="20"/>
-          <w:lang w:val="fr-FR"/>
-        </w:rPr>
-        <w:t>[7]</w:t>
-      </w:r>
-      <w:r>
-        <w:rPr>
-          <w:rFonts w:ascii="Times New Roman" w:hAnsi="Times New Roman" w:cs="Times New Roman"/>
-          <w:sz w:val="20"/>
-          <w:lang w:val="fr-FR"/>
-        </w:rPr>
-        <w:tab/>
-        <w:t xml:space="preserve">T. Bourbotte, « C’est quoi Ethereum ? Nos explications pour tout savoir sur cette blockchain et sa cryptomonnaie ETH », </w:t>
-      </w:r>
-      <w:proofErr w:type="spellStart"/>
-      <w:r>
-        <w:rPr>
-          <w:rFonts w:ascii="Times New Roman" w:hAnsi="Times New Roman" w:cs="Times New Roman"/>
-          <w:i/>
-          <w:iCs/>
-          <w:sz w:val="20"/>
-          <w:lang w:val="fr-FR"/>
-        </w:rPr>
-        <w:t>Cryptoast</w:t>
-      </w:r>
-      <w:proofErr w:type="spellEnd"/>
-      <w:r>
-        <w:rPr>
-          <w:rFonts w:ascii="Times New Roman" w:hAnsi="Times New Roman" w:cs="Times New Roman"/>
-          <w:sz w:val="20"/>
-          <w:lang w:val="fr-FR"/>
-        </w:rPr>
-        <w:t xml:space="preserve">, 20 décembre 2024. Consulté </w:t>
-      </w:r>
-      <w:proofErr w:type="gramStart"/>
-      <w:r>
-        <w:rPr>
-          <w:rFonts w:ascii="Times New Roman" w:hAnsi="Times New Roman" w:cs="Times New Roman"/>
-          <w:sz w:val="20"/>
-          <w:lang w:val="fr-FR"/>
-        </w:rPr>
-        <w:t>le:</w:t>
-      </w:r>
-      <w:proofErr w:type="gramEnd"/>
-      <w:r>
-        <w:rPr>
-          <w:rFonts w:ascii="Times New Roman" w:hAnsi="Times New Roman" w:cs="Times New Roman"/>
-          <w:sz w:val="20"/>
-          <w:lang w:val="fr-FR"/>
-        </w:rPr>
-        <w:t xml:space="preserve"> 10 février 2025. [En ligne]. Disponible </w:t>
-      </w:r>
-      <w:proofErr w:type="gramStart"/>
-      <w:r>
-        <w:rPr>
-          <w:rFonts w:ascii="Times New Roman" w:hAnsi="Times New Roman" w:cs="Times New Roman"/>
-          <w:sz w:val="20"/>
-          <w:lang w:val="fr-FR"/>
-        </w:rPr>
-        <w:t>sur:</w:t>
-      </w:r>
-      <w:proofErr w:type="gramEnd"/>
-      <w:r>
-        <w:rPr>
-          <w:rFonts w:ascii="Times New Roman" w:hAnsi="Times New Roman" w:cs="Times New Roman"/>
-          <w:sz w:val="20"/>
-          <w:lang w:val="fr-FR"/>
-        </w:rPr>
-        <w:t xml:space="preserve"> https://cryptoast.fr/fiche-ethereum/</w:t>
-      </w:r>
-    </w:p>
-    <w:p>
-      <w:pPr>
-        <w:pStyle w:val="Bibliographie"/>
+        <w:t>[11]</w:t>
+      </w:r>
+      <w:r>
         <w:rPr>
           <w:rFonts w:ascii="Times New Roman" w:hAnsi="Times New Roman" w:cs="Times New Roman"/>
           <w:sz w:val="20"/>
           <w:lang w:val="en-US"/>
         </w:rPr>
-      </w:pPr>
-      <w:r>
-        <w:rPr>
-          <w:rFonts w:ascii="Times New Roman" w:hAnsi="Times New Roman" w:cs="Times New Roman"/>
-          <w:sz w:val="20"/>
-          <w:lang w:val="en-US"/>
-        </w:rPr>
-        <w:t>[8]</w:t>
-      </w:r>
-      <w:r>
-        <w:rPr>
-          <w:rFonts w:ascii="Times New Roman" w:hAnsi="Times New Roman" w:cs="Times New Roman"/>
-          <w:sz w:val="20"/>
-          <w:lang w:val="en-US"/>
-        </w:rPr>
         <w:tab/>
-        <w:t xml:space="preserve">S. S. Kushwaha, S. Joshi, D. Singh, M. Kaur, et H.-N. Lee, « Systematic Review of Security Vulnerabilities in Ethereum Blockchain Smart Contract », </w:t>
+        <w:t xml:space="preserve">S. S. OMAR, G. OSMAN, et E. R. MUHAMMAD, « BLOCKCHAIN BASED FRAMEWORK FOR EDUCATIONAL CERTIFICATES VERIFICATION », </w:t>
       </w:r>
       <w:r>
         <w:rPr>
@@ -11317,7 +11326,7 @@
           <w:sz w:val="20"/>
           <w:lang w:val="en-US"/>
         </w:rPr>
-        <w:t>IEEE Access</w:t>
+        <w:t>J. Crit. Rev.</w:t>
       </w:r>
       <w:r>
         <w:rPr>
@@ -11325,214 +11334,51 @@
           <w:sz w:val="20"/>
           <w:lang w:val="en-US"/>
         </w:rPr>
-        <w:t xml:space="preserve">, vol. 10, p. 6605‑6621, 2022, </w:t>
-      </w:r>
-      <w:proofErr w:type="spellStart"/>
+        <w:t>, vol. 7, n</w:t>
+      </w:r>
+      <w:r>
+        <w:rPr>
+          <w:rFonts w:ascii="Times New Roman" w:hAnsi="Times New Roman" w:cs="Times New Roman"/>
+          <w:sz w:val="20"/>
+          <w:vertAlign w:val="superscript"/>
+          <w:lang w:val="en-US"/>
+        </w:rPr>
+        <w:t>o</w:t>
+      </w:r>
       <w:r>
         <w:rPr>
           <w:rFonts w:ascii="Times New Roman" w:hAnsi="Times New Roman" w:cs="Times New Roman"/>
           <w:sz w:val="20"/>
           <w:lang w:val="en-US"/>
         </w:rPr>
-        <w:t>doi</w:t>
-      </w:r>
-      <w:proofErr w:type="spellEnd"/>
-      <w:r>
+        <w:t xml:space="preserve"> 03, p. 6, janv. 2020, doi: 10.31838/jcr.07.03.13.</w:t>
+      </w:r>
+    </w:p>
+    <w:p>
+      <w:pPr>
+        <w:pStyle w:val="Bibliographie"/>
         <w:rPr>
           <w:rFonts w:ascii="Times New Roman" w:hAnsi="Times New Roman" w:cs="Times New Roman"/>
           <w:sz w:val="20"/>
           <w:lang w:val="en-US"/>
         </w:rPr>
-        <w:t>: 10.1109/ACCESS.2021.3140091.</w:t>
-      </w:r>
-    </w:p>
-    <w:p>
-      <w:pPr>
-        <w:pStyle w:val="Bibliographie"/>
-        <w:rPr>
-          <w:rFonts w:ascii="Times New Roman" w:hAnsi="Times New Roman" w:cs="Times New Roman"/>
-          <w:sz w:val="20"/>
-          <w:lang w:val="fr-FR"/>
-        </w:rPr>
-      </w:pPr>
-      <w:r>
-        <w:rPr>
-          <w:rFonts w:ascii="Times New Roman" w:hAnsi="Times New Roman" w:cs="Times New Roman"/>
-          <w:sz w:val="20"/>
-          <w:lang w:val="fr-FR"/>
-        </w:rPr>
-        <w:t>[9]</w:t>
-      </w:r>
-      <w:r>
-        <w:rPr>
-          <w:rFonts w:ascii="Times New Roman" w:hAnsi="Times New Roman" w:cs="Times New Roman"/>
-          <w:sz w:val="20"/>
-          <w:lang w:val="fr-FR"/>
-        </w:rPr>
-        <w:tab/>
-        <w:t xml:space="preserve">M. </w:t>
-      </w:r>
-      <w:proofErr w:type="spellStart"/>
-      <w:r>
-        <w:rPr>
-          <w:rFonts w:ascii="Times New Roman" w:hAnsi="Times New Roman" w:cs="Times New Roman"/>
-          <w:sz w:val="20"/>
-          <w:lang w:val="fr-FR"/>
-        </w:rPr>
-        <w:t>Krichen</w:t>
-      </w:r>
-      <w:proofErr w:type="spellEnd"/>
-      <w:r>
-        <w:rPr>
-          <w:rFonts w:ascii="Times New Roman" w:hAnsi="Times New Roman" w:cs="Times New Roman"/>
-          <w:sz w:val="20"/>
-          <w:lang w:val="fr-FR"/>
-        </w:rPr>
-        <w:t xml:space="preserve">, « Les méthodes formelles pour la vérification des contrats intelligents », août 2022. Consulté </w:t>
-      </w:r>
-      <w:proofErr w:type="gramStart"/>
-      <w:r>
-        <w:rPr>
-          <w:rFonts w:ascii="Times New Roman" w:hAnsi="Times New Roman" w:cs="Times New Roman"/>
-          <w:sz w:val="20"/>
-          <w:lang w:val="fr-FR"/>
-        </w:rPr>
-        <w:t>le:</w:t>
-      </w:r>
-      <w:proofErr w:type="gramEnd"/>
-      <w:r>
-        <w:rPr>
-          <w:rFonts w:ascii="Times New Roman" w:hAnsi="Times New Roman" w:cs="Times New Roman"/>
-          <w:sz w:val="20"/>
-          <w:lang w:val="fr-FR"/>
-        </w:rPr>
-        <w:t xml:space="preserve"> 19 novembre 2025. [En ligne]. Disponible </w:t>
-      </w:r>
-      <w:proofErr w:type="gramStart"/>
-      <w:r>
-        <w:rPr>
-          <w:rFonts w:ascii="Times New Roman" w:hAnsi="Times New Roman" w:cs="Times New Roman"/>
-          <w:sz w:val="20"/>
-          <w:lang w:val="fr-FR"/>
-        </w:rPr>
-        <w:t>sur:</w:t>
-      </w:r>
-      <w:proofErr w:type="gramEnd"/>
-      <w:r>
-        <w:rPr>
-          <w:rFonts w:ascii="Times New Roman" w:hAnsi="Times New Roman" w:cs="Times New Roman"/>
-          <w:sz w:val="20"/>
-          <w:lang w:val="fr-FR"/>
-        </w:rPr>
-        <w:t xml:space="preserve"> https://hal.science/hal-03753067</w:t>
-      </w:r>
-    </w:p>
-    <w:p>
-      <w:pPr>
-        <w:pStyle w:val="Bibliographie"/>
-        <w:rPr>
-          <w:rFonts w:ascii="Times New Roman" w:hAnsi="Times New Roman" w:cs="Times New Roman"/>
-          <w:sz w:val="20"/>
-          <w:lang w:val="fr-FR"/>
-        </w:rPr>
-      </w:pPr>
-      <w:r>
-        <w:rPr>
-          <w:rFonts w:ascii="Times New Roman" w:hAnsi="Times New Roman" w:cs="Times New Roman"/>
-          <w:sz w:val="20"/>
-          <w:lang w:val="fr-FR"/>
-        </w:rPr>
-        <w:t>[10]</w:t>
-      </w:r>
-      <w:r>
-        <w:rPr>
-          <w:rFonts w:ascii="Times New Roman" w:hAnsi="Times New Roman" w:cs="Times New Roman"/>
-          <w:sz w:val="20"/>
-          <w:lang w:val="fr-FR"/>
-        </w:rPr>
-        <w:tab/>
-        <w:t xml:space="preserve">F. </w:t>
-      </w:r>
-      <w:proofErr w:type="spellStart"/>
-      <w:r>
-        <w:rPr>
-          <w:rFonts w:ascii="Times New Roman" w:hAnsi="Times New Roman" w:cs="Times New Roman"/>
-          <w:sz w:val="20"/>
-          <w:lang w:val="fr-FR"/>
-        </w:rPr>
-        <w:t>Num</w:t>
-      </w:r>
-      <w:proofErr w:type="spellEnd"/>
-      <w:r>
-        <w:rPr>
-          <w:rFonts w:ascii="Times New Roman" w:hAnsi="Times New Roman" w:cs="Times New Roman"/>
-          <w:sz w:val="20"/>
-          <w:lang w:val="fr-FR"/>
-        </w:rPr>
-        <w:t xml:space="preserve">, « La signature électronique : un outil devenu incontournable - francenum.gouv.fr », Direction générale des entreprises, 7 décembre 2020. Consulté </w:t>
-      </w:r>
-      <w:proofErr w:type="gramStart"/>
-      <w:r>
-        <w:rPr>
-          <w:rFonts w:ascii="Times New Roman" w:hAnsi="Times New Roman" w:cs="Times New Roman"/>
-          <w:sz w:val="20"/>
-          <w:lang w:val="fr-FR"/>
-        </w:rPr>
-        <w:t>le:</w:t>
-      </w:r>
-      <w:proofErr w:type="gramEnd"/>
-      <w:r>
-        <w:rPr>
-          <w:rFonts w:ascii="Times New Roman" w:hAnsi="Times New Roman" w:cs="Times New Roman"/>
-          <w:sz w:val="20"/>
-          <w:lang w:val="fr-FR"/>
-        </w:rPr>
-        <w:t xml:space="preserve"> 21 février 2025. [En ligne]. Disponible </w:t>
-      </w:r>
-      <w:proofErr w:type="gramStart"/>
-      <w:r>
-        <w:rPr>
-          <w:rFonts w:ascii="Times New Roman" w:hAnsi="Times New Roman" w:cs="Times New Roman"/>
-          <w:sz w:val="20"/>
-          <w:lang w:val="fr-FR"/>
-        </w:rPr>
-        <w:t>sur:</w:t>
-      </w:r>
-      <w:proofErr w:type="gramEnd"/>
-      <w:r>
-        <w:rPr>
-          <w:rFonts w:ascii="Times New Roman" w:hAnsi="Times New Roman" w:cs="Times New Roman"/>
-          <w:sz w:val="20"/>
-          <w:lang w:val="fr-FR"/>
-        </w:rPr>
-        <w:t xml:space="preserve"> https://www.francenum.gouv.fr/guides-et-conseils/pilotage-de-lentreprise/dematerialisation-des-documents/la-signature</w:t>
-      </w:r>
-    </w:p>
-    <w:p>
-      <w:pPr>
-        <w:pStyle w:val="Bibliographie"/>
+      </w:pPr>
+      <w:r>
         <w:rPr>
           <w:rFonts w:ascii="Times New Roman" w:hAnsi="Times New Roman" w:cs="Times New Roman"/>
           <w:sz w:val="20"/>
           <w:lang w:val="en-US"/>
         </w:rPr>
-      </w:pPr>
+        <w:t>[12]</w:t>
+      </w:r>
       <w:r>
         <w:rPr>
           <w:rFonts w:ascii="Times New Roman" w:hAnsi="Times New Roman" w:cs="Times New Roman"/>
           <w:sz w:val="20"/>
           <w:lang w:val="en-US"/>
         </w:rPr>
-        <w:t>[11]</w:t>
-      </w:r>
-      <w:r>
-        <w:rPr>
-          <w:rFonts w:ascii="Times New Roman" w:hAnsi="Times New Roman" w:cs="Times New Roman"/>
-          <w:sz w:val="20"/>
-          <w:lang w:val="en-US"/>
-        </w:rPr>
         <w:tab/>
-        <w:t xml:space="preserve">S. S. OMAR, G. OSMAN, et E. R. MUHAMMAD, « BLOCKCHAIN BASED FRAMEWORK FOR EDUCATIONAL CERTIFICATES VERIFICATION », </w:t>
+        <w:t xml:space="preserve">G. Malik, K. Parasrampuria, S. P. Reddy, et S. Shah, « Blockchain Based Identity Verification Model », in </w:t>
       </w:r>
       <w:r>
         <w:rPr>
@@ -11542,7 +11388,7 @@
           <w:sz w:val="20"/>
           <w:lang w:val="en-US"/>
         </w:rPr>
-        <w:t>J. Crit. Rev.</w:t>
+        <w:t>2019 International Conference on Vision Towards Emerging Trends in Communication and Networking (ViTECoN)</w:t>
       </w:r>
       <w:r>
         <w:rPr>
@@ -11550,105 +11396,34 @@
           <w:sz w:val="20"/>
           <w:lang w:val="en-US"/>
         </w:rPr>
-        <w:t>, vol. 7, n</w:t>
-      </w:r>
-      <w:r>
-        <w:rPr>
-          <w:rFonts w:ascii="Times New Roman" w:hAnsi="Times New Roman" w:cs="Times New Roman"/>
-          <w:sz w:val="20"/>
-          <w:vertAlign w:val="superscript"/>
-          <w:lang w:val="en-US"/>
-        </w:rPr>
-        <w:t>o</w:t>
-      </w:r>
-      <w:r>
+        <w:t>, mars 2019, p. 1‑6. doi: 10.1109/ViTECoN.2019.8899569.</w:t>
+      </w:r>
+    </w:p>
+    <w:p>
+      <w:pPr>
+        <w:pStyle w:val="Bibliographie"/>
         <w:rPr>
           <w:rFonts w:ascii="Times New Roman" w:hAnsi="Times New Roman" w:cs="Times New Roman"/>
           <w:sz w:val="20"/>
           <w:lang w:val="en-US"/>
         </w:rPr>
-        <w:t xml:space="preserve"> 03, p. 6, </w:t>
-      </w:r>
-      <w:proofErr w:type="spellStart"/>
+      </w:pPr>
       <w:r>
         <w:rPr>
           <w:rFonts w:ascii="Times New Roman" w:hAnsi="Times New Roman" w:cs="Times New Roman"/>
           <w:sz w:val="20"/>
           <w:lang w:val="en-US"/>
         </w:rPr>
-        <w:t>janv</w:t>
-      </w:r>
-      <w:proofErr w:type="spellEnd"/>
+        <w:t>[13]</w:t>
+      </w:r>
       <w:r>
         <w:rPr>
           <w:rFonts w:ascii="Times New Roman" w:hAnsi="Times New Roman" w:cs="Times New Roman"/>
           <w:sz w:val="20"/>
           <w:lang w:val="en-US"/>
         </w:rPr>
-        <w:t xml:space="preserve">. 2020, </w:t>
-      </w:r>
-      <w:proofErr w:type="spellStart"/>
-      <w:r>
-        <w:rPr>
-          <w:rFonts w:ascii="Times New Roman" w:hAnsi="Times New Roman" w:cs="Times New Roman"/>
-          <w:sz w:val="20"/>
-          <w:lang w:val="en-US"/>
-        </w:rPr>
-        <w:t>doi</w:t>
-      </w:r>
-      <w:proofErr w:type="spellEnd"/>
-      <w:r>
-        <w:rPr>
-          <w:rFonts w:ascii="Times New Roman" w:hAnsi="Times New Roman" w:cs="Times New Roman"/>
-          <w:sz w:val="20"/>
-          <w:lang w:val="en-US"/>
-        </w:rPr>
-        <w:t>: 10.31838/jcr.07.03.13.</w:t>
-      </w:r>
-    </w:p>
-    <w:p>
-      <w:pPr>
-        <w:pStyle w:val="Bibliographie"/>
-        <w:rPr>
-          <w:rFonts w:ascii="Times New Roman" w:hAnsi="Times New Roman" w:cs="Times New Roman"/>
-          <w:sz w:val="20"/>
-          <w:lang w:val="en-US"/>
-        </w:rPr>
-      </w:pPr>
-      <w:r>
-        <w:rPr>
-          <w:rFonts w:ascii="Times New Roman" w:hAnsi="Times New Roman" w:cs="Times New Roman"/>
-          <w:sz w:val="20"/>
-          <w:lang w:val="en-US"/>
-        </w:rPr>
-        <w:t>[12]</w:t>
-      </w:r>
-      <w:r>
-        <w:rPr>
-          <w:rFonts w:ascii="Times New Roman" w:hAnsi="Times New Roman" w:cs="Times New Roman"/>
-          <w:sz w:val="20"/>
-          <w:lang w:val="en-US"/>
-        </w:rPr>
         <w:tab/>
-        <w:t xml:space="preserve">G. Malik, K. </w:t>
-      </w:r>
-      <w:proofErr w:type="spellStart"/>
-      <w:r>
-        <w:rPr>
-          <w:rFonts w:ascii="Times New Roman" w:hAnsi="Times New Roman" w:cs="Times New Roman"/>
-          <w:sz w:val="20"/>
-          <w:lang w:val="en-US"/>
-        </w:rPr>
-        <w:t>Parasrampuria</w:t>
-      </w:r>
-      <w:proofErr w:type="spellEnd"/>
-      <w:r>
-        <w:rPr>
-          <w:rFonts w:ascii="Times New Roman" w:hAnsi="Times New Roman" w:cs="Times New Roman"/>
-          <w:sz w:val="20"/>
-          <w:lang w:val="en-US"/>
-        </w:rPr>
-        <w:t xml:space="preserve">, S. P. Reddy, et S. Shah, « Blockchain Based Identity Verification Model », in </w:t>
+        <w:t xml:space="preserve">F. Azzam </w:t>
       </w:r>
       <w:r>
         <w:rPr>
@@ -11658,9 +11433,16 @@
           <w:sz w:val="20"/>
           <w:lang w:val="en-US"/>
         </w:rPr>
-        <w:t>2019 International Conference on Vision Towards Emerging Trends in Communication and Networking (</w:t>
-      </w:r>
-      <w:proofErr w:type="spellStart"/>
+        <w:t>et al.</w:t>
+      </w:r>
+      <w:r>
+        <w:rPr>
+          <w:rFonts w:ascii="Times New Roman" w:hAnsi="Times New Roman" w:cs="Times New Roman"/>
+          <w:sz w:val="20"/>
+          <w:lang w:val="en-US"/>
+        </w:rPr>
+        <w:t xml:space="preserve">, « The Use of Blockchain Technology and OCR in E-Government for Document Management: Inbound Invoice Management as an Example », </w:t>
+      </w:r>
       <w:r>
         <w:rPr>
           <w:rFonts w:ascii="Times New Roman" w:hAnsi="Times New Roman" w:cs="Times New Roman"/>
@@ -11669,9 +11451,60 @@
           <w:sz w:val="20"/>
           <w:lang w:val="en-US"/>
         </w:rPr>
-        <w:t>ViTECoN</w:t>
-      </w:r>
-      <w:proofErr w:type="spellEnd"/>
+        <w:t>Appl. Sci.</w:t>
+      </w:r>
+      <w:r>
+        <w:rPr>
+          <w:rFonts w:ascii="Times New Roman" w:hAnsi="Times New Roman" w:cs="Times New Roman"/>
+          <w:sz w:val="20"/>
+          <w:lang w:val="en-US"/>
+        </w:rPr>
+        <w:t>, vol. 13, n</w:t>
+      </w:r>
+      <w:r>
+        <w:rPr>
+          <w:rFonts w:ascii="Times New Roman" w:hAnsi="Times New Roman" w:cs="Times New Roman"/>
+          <w:sz w:val="20"/>
+          <w:vertAlign w:val="superscript"/>
+          <w:lang w:val="en-US"/>
+        </w:rPr>
+        <w:t>o</w:t>
+      </w:r>
+      <w:r>
+        <w:rPr>
+          <w:rFonts w:ascii="Times New Roman" w:hAnsi="Times New Roman" w:cs="Times New Roman"/>
+          <w:sz w:val="20"/>
+          <w:lang w:val="en-US"/>
+        </w:rPr>
+        <w:t xml:space="preserve"> 14, p. 8463, juill. 2023, doi: 10.3390/app13148463.</w:t>
+      </w:r>
+    </w:p>
+    <w:p>
+      <w:pPr>
+        <w:pStyle w:val="Bibliographie"/>
+        <w:rPr>
+          <w:rFonts w:ascii="Times New Roman" w:hAnsi="Times New Roman" w:cs="Times New Roman"/>
+          <w:sz w:val="20"/>
+          <w:lang w:val="en-US"/>
+        </w:rPr>
+      </w:pPr>
+      <w:r>
+        <w:rPr>
+          <w:rFonts w:ascii="Times New Roman" w:hAnsi="Times New Roman" w:cs="Times New Roman"/>
+          <w:sz w:val="20"/>
+          <w:lang w:val="en-US"/>
+        </w:rPr>
+        <w:t>[14]</w:t>
+      </w:r>
+      <w:r>
+        <w:rPr>
+          <w:rFonts w:ascii="Times New Roman" w:hAnsi="Times New Roman" w:cs="Times New Roman"/>
+          <w:sz w:val="20"/>
+          <w:lang w:val="en-US"/>
+        </w:rPr>
+        <w:tab/>
+        <w:t xml:space="preserve">R. F. Ghani, A. A. S. Al-Karkhi, et S. M. Mahdi, « Proposed Framework for Official Document Sharing and Verification in E-government Environment Based on Blockchain Technology », </w:t>
+      </w:r>
       <w:r>
         <w:rPr>
           <w:rFonts w:ascii="Times New Roman" w:hAnsi="Times New Roman" w:cs="Times New Roman"/>
@@ -11680,7 +11513,7 @@
           <w:sz w:val="20"/>
           <w:lang w:val="en-US"/>
         </w:rPr>
-        <w:t>)</w:t>
+        <w:t>Baghdad Sci. J.</w:t>
       </w:r>
       <w:r>
         <w:rPr>
@@ -11688,52 +11521,51 @@
           <w:sz w:val="20"/>
           <w:lang w:val="en-US"/>
         </w:rPr>
-        <w:t xml:space="preserve">, mars 2019, p. 1‑6. </w:t>
-      </w:r>
-      <w:proofErr w:type="spellStart"/>
+        <w:t>, vol. 19, n</w:t>
+      </w:r>
+      <w:r>
+        <w:rPr>
+          <w:rFonts w:ascii="Times New Roman" w:hAnsi="Times New Roman" w:cs="Times New Roman"/>
+          <w:sz w:val="20"/>
+          <w:vertAlign w:val="superscript"/>
+          <w:lang w:val="en-US"/>
+        </w:rPr>
+        <w:t>o</w:t>
+      </w:r>
       <w:r>
         <w:rPr>
           <w:rFonts w:ascii="Times New Roman" w:hAnsi="Times New Roman" w:cs="Times New Roman"/>
           <w:sz w:val="20"/>
           <w:lang w:val="en-US"/>
         </w:rPr>
-        <w:t>doi</w:t>
-      </w:r>
-      <w:proofErr w:type="spellEnd"/>
-      <w:r>
+        <w:t xml:space="preserve"> 6(Suppl.), p. 1592, déc. 2022, doi: 10.21123/bsj.2022.7513.</w:t>
+      </w:r>
+    </w:p>
+    <w:p>
+      <w:pPr>
+        <w:pStyle w:val="Bibliographie"/>
         <w:rPr>
           <w:rFonts w:ascii="Times New Roman" w:hAnsi="Times New Roman" w:cs="Times New Roman"/>
           <w:sz w:val="20"/>
           <w:lang w:val="en-US"/>
         </w:rPr>
-        <w:t>: 10.1109/ViTECoN.2019.8899569.</w:t>
-      </w:r>
-    </w:p>
-    <w:p>
-      <w:pPr>
-        <w:pStyle w:val="Bibliographie"/>
+      </w:pPr>
+      <w:r>
         <w:rPr>
           <w:rFonts w:ascii="Times New Roman" w:hAnsi="Times New Roman" w:cs="Times New Roman"/>
           <w:sz w:val="20"/>
           <w:lang w:val="en-US"/>
         </w:rPr>
-      </w:pPr>
+        <w:t>[15]</w:t>
+      </w:r>
       <w:r>
         <w:rPr>
           <w:rFonts w:ascii="Times New Roman" w:hAnsi="Times New Roman" w:cs="Times New Roman"/>
           <w:sz w:val="20"/>
           <w:lang w:val="en-US"/>
         </w:rPr>
-        <w:t>[13]</w:t>
-      </w:r>
-      <w:r>
-        <w:rPr>
-          <w:rFonts w:ascii="Times New Roman" w:hAnsi="Times New Roman" w:cs="Times New Roman"/>
-          <w:sz w:val="20"/>
-          <w:lang w:val="en-US"/>
-        </w:rPr>
         <w:tab/>
-        <w:t xml:space="preserve">F. Azzam </w:t>
+        <w:t xml:space="preserve">I. Meirobie, A. P. Irawan, H. T. Sukmana, D. P. Lazirkha, et N. P. L. Santoso, « Framework Authentication e-document using Blockchain Technology on the Government system », </w:t>
       </w:r>
       <w:r>
         <w:rPr>
@@ -11743,7 +11575,7 @@
           <w:sz w:val="20"/>
           <w:lang w:val="en-US"/>
         </w:rPr>
-        <w:t>et al.</w:t>
+        <w:t>Int. J. Artif. Intell. Res.</w:t>
       </w:r>
       <w:r>
         <w:rPr>
@@ -11751,7 +11583,130 @@
           <w:sz w:val="20"/>
           <w:lang w:val="en-US"/>
         </w:rPr>
-        <w:t xml:space="preserve">, « The Use of Blockchain Technology and OCR in E-Government for Document Management: Inbound Invoice Management as an Example », </w:t>
+        <w:t>, vol. 6, n</w:t>
+      </w:r>
+      <w:r>
+        <w:rPr>
+          <w:rFonts w:ascii="Times New Roman" w:hAnsi="Times New Roman" w:cs="Times New Roman"/>
+          <w:sz w:val="20"/>
+          <w:vertAlign w:val="superscript"/>
+          <w:lang w:val="en-US"/>
+        </w:rPr>
+        <w:t>o</w:t>
+      </w:r>
+      <w:r>
+        <w:rPr>
+          <w:rFonts w:ascii="Times New Roman" w:hAnsi="Times New Roman" w:cs="Times New Roman"/>
+          <w:sz w:val="20"/>
+          <w:lang w:val="en-US"/>
+        </w:rPr>
+        <w:t xml:space="preserve"> 2, Art. n</w:t>
+      </w:r>
+      <w:r>
+        <w:rPr>
+          <w:rFonts w:ascii="Times New Roman" w:hAnsi="Times New Roman" w:cs="Times New Roman"/>
+          <w:sz w:val="20"/>
+          <w:vertAlign w:val="superscript"/>
+          <w:lang w:val="en-US"/>
+        </w:rPr>
+        <w:t>o</w:t>
+      </w:r>
+      <w:r>
+        <w:rPr>
+          <w:rFonts w:ascii="Times New Roman" w:hAnsi="Times New Roman" w:cs="Times New Roman"/>
+          <w:sz w:val="20"/>
+          <w:lang w:val="en-US"/>
+        </w:rPr>
+        <w:t xml:space="preserve"> 2, déc. 2022, doi: 10.29099/ijair.v6i2.294.</w:t>
+      </w:r>
+    </w:p>
+    <w:p>
+      <w:pPr>
+        <w:pStyle w:val="Bibliographie"/>
+        <w:rPr>
+          <w:rFonts w:ascii="Times New Roman" w:hAnsi="Times New Roman" w:cs="Times New Roman"/>
+          <w:sz w:val="20"/>
+          <w:lang w:val="fr-FR"/>
+        </w:rPr>
+      </w:pPr>
+      <w:r>
+        <w:rPr>
+          <w:rFonts w:ascii="Times New Roman" w:hAnsi="Times New Roman" w:cs="Times New Roman"/>
+          <w:sz w:val="20"/>
+          <w:lang w:val="fr-FR"/>
+        </w:rPr>
+        <w:t>[16]</w:t>
+      </w:r>
+      <w:r>
+        <w:rPr>
+          <w:rFonts w:ascii="Times New Roman" w:hAnsi="Times New Roman" w:cs="Times New Roman"/>
+          <w:sz w:val="20"/>
+          <w:lang w:val="fr-FR"/>
+        </w:rPr>
+        <w:tab/>
+        <w:t>A. Bakhoum, « La Blockchain pour la Sécurisation des E-livrets scolaires », 2019. Consulté le: 10 septembre 2024. [En ligne]. Disponible sur: http://rivieresdusud.uasz.sn/xmlui/handle/123456789/1803</w:t>
+      </w:r>
+    </w:p>
+    <w:p>
+      <w:pPr>
+        <w:pStyle w:val="Bibliographie"/>
+        <w:rPr>
+          <w:rFonts w:ascii="Times New Roman" w:hAnsi="Times New Roman" w:cs="Times New Roman"/>
+          <w:sz w:val="20"/>
+          <w:lang w:val="fr-FR"/>
+        </w:rPr>
+      </w:pPr>
+      <w:r>
+        <w:rPr>
+          <w:rFonts w:ascii="Times New Roman" w:hAnsi="Times New Roman" w:cs="Times New Roman"/>
+          <w:sz w:val="20"/>
+          <w:lang w:val="fr-FR"/>
+        </w:rPr>
+        <w:t>[17]</w:t>
+      </w:r>
+      <w:r>
+        <w:rPr>
+          <w:rFonts w:ascii="Times New Roman" w:hAnsi="Times New Roman" w:cs="Times New Roman"/>
+          <w:sz w:val="20"/>
+          <w:lang w:val="fr-FR"/>
+        </w:rPr>
+        <w:tab/>
+        <w:t xml:space="preserve">É. (gapz) Gaspar, « Standardisation des courbes elliptiques : à qui faire confiance ? | </w:t>
+      </w:r>
+      <w:r>
+        <w:rPr>
+          <w:rFonts w:ascii="Times New Roman" w:hAnsi="Times New Roman" w:cs="Times New Roman"/>
+          <w:sz w:val="20"/>
+          <w:lang w:val="fr-FR"/>
+        </w:rPr>
+        <w:t>Connect - Editions Diamond », avril 2016. Consulté le: 18 avril 2025. [En ligne]. Disponible sur: https://connect.ed-diamond.com/MISC/mischs-013/standardisation-des-courbes-elliptiques-a-qui-faire-confiance</w:t>
+      </w:r>
+    </w:p>
+    <w:p>
+      <w:pPr>
+        <w:pStyle w:val="Bibliographie"/>
+        <w:rPr>
+          <w:rFonts w:ascii="Times New Roman" w:hAnsi="Times New Roman" w:cs="Times New Roman"/>
+          <w:sz w:val="20"/>
+          <w:lang w:val="fr-FR"/>
+        </w:rPr>
+      </w:pPr>
+      <w:r>
+        <w:rPr>
+          <w:rFonts w:ascii="Times New Roman" w:hAnsi="Times New Roman" w:cs="Times New Roman"/>
+          <w:sz w:val="20"/>
+          <w:lang w:val="fr-FR"/>
+        </w:rPr>
+        <w:t>[18]</w:t>
+      </w:r>
+      <w:r>
+        <w:rPr>
+          <w:rFonts w:ascii="Times New Roman" w:hAnsi="Times New Roman" w:cs="Times New Roman"/>
+          <w:sz w:val="20"/>
+          <w:lang w:val="fr-FR"/>
+        </w:rPr>
+        <w:tab/>
+        <w:t xml:space="preserve">C. de la sécurité des télécommunications Canada, « Conseils sur la configuration sécurisée des protocoles réseau (ITSP.40.062) », </w:t>
       </w:r>
       <w:r>
         <w:rPr>
@@ -11759,571 +11714,711 @@
           <w:i/>
           <w:iCs/>
           <w:sz w:val="20"/>
-          <w:lang w:val="en-US"/>
-        </w:rPr>
-        <w:t>Appl. Sci.</w:t>
+          <w:lang w:val="fr-FR"/>
+        </w:rPr>
+        <w:t>Centre canadien pour la cybersécurité</w:t>
       </w:r>
       <w:r>
         <w:rPr>
           <w:rFonts w:ascii="Times New Roman" w:hAnsi="Times New Roman" w:cs="Times New Roman"/>
           <w:sz w:val="20"/>
-          <w:lang w:val="en-US"/>
-        </w:rPr>
-        <w:t>, vol. 13, n</w:t>
-      </w:r>
+          <w:lang w:val="fr-FR"/>
+        </w:rPr>
+        <w:t xml:space="preserve">, 15 octobre 2020. Consulté le: 18 avril 2025. [En ligne]. Disponible </w:t>
+      </w:r>
+      <w:proofErr w:type="gramStart"/>
       <w:r>
         <w:rPr>
           <w:rFonts w:ascii="Times New Roman" w:hAnsi="Times New Roman" w:cs="Times New Roman"/>
           <w:sz w:val="20"/>
-          <w:vertAlign w:val="superscript"/>
-          <w:lang w:val="en-US"/>
-        </w:rPr>
-        <w:t>o</w:t>
-      </w:r>
+          <w:lang w:val="fr-FR"/>
+        </w:rPr>
+        <w:t>sur:</w:t>
+      </w:r>
+      <w:proofErr w:type="gramEnd"/>
       <w:r>
         <w:rPr>
           <w:rFonts w:ascii="Times New Roman" w:hAnsi="Times New Roman" w:cs="Times New Roman"/>
           <w:sz w:val="20"/>
-          <w:lang w:val="en-US"/>
-        </w:rPr>
-        <w:t xml:space="preserve"> 14, p. 8463, </w:t>
-      </w:r>
-      <w:proofErr w:type="spellStart"/>
+          <w:lang w:val="fr-FR"/>
+        </w:rPr>
+        <w:t xml:space="preserve"> https://www.cyber.gc.ca/fr/orientation/conseils-sur-la-configuration-securisee-des-protocoles-reseau-itsp40062</w:t>
+      </w:r>
       <w:r>
         <w:rPr>
           <w:rFonts w:ascii="Times New Roman" w:hAnsi="Times New Roman" w:cs="Times New Roman"/>
           <w:sz w:val="20"/>
-          <w:lang w:val="en-US"/>
-        </w:rPr>
-        <w:t>juill</w:t>
-      </w:r>
-      <w:proofErr w:type="spellEnd"/>
-      <w:r>
-        <w:rPr>
-          <w:rFonts w:ascii="Times New Roman" w:hAnsi="Times New Roman" w:cs="Times New Roman"/>
-          <w:sz w:val="20"/>
-          <w:lang w:val="en-US"/>
-        </w:rPr>
-        <w:t xml:space="preserve">. 2023, </w:t>
-      </w:r>
-      <w:proofErr w:type="spellStart"/>
-      <w:r>
-        <w:rPr>
-          <w:rFonts w:ascii="Times New Roman" w:hAnsi="Times New Roman" w:cs="Times New Roman"/>
-          <w:sz w:val="20"/>
-          <w:lang w:val="en-US"/>
-        </w:rPr>
-        <w:t>doi</w:t>
-      </w:r>
-      <w:proofErr w:type="spellEnd"/>
-      <w:r>
-        <w:rPr>
-          <w:rFonts w:ascii="Times New Roman" w:hAnsi="Times New Roman" w:cs="Times New Roman"/>
-          <w:sz w:val="20"/>
-          <w:lang w:val="en-US"/>
-        </w:rPr>
-        <w:t>: 10.3390/app13148463.</w:t>
-      </w:r>
-    </w:p>
-    <w:p>
-      <w:pPr>
-        <w:pStyle w:val="Bibliographie"/>
-        <w:rPr>
-          <w:rFonts w:ascii="Times New Roman" w:hAnsi="Times New Roman" w:cs="Times New Roman"/>
-          <w:sz w:val="20"/>
-          <w:lang w:val="en-US"/>
-        </w:rPr>
-      </w:pPr>
-      <w:r>
-        <w:rPr>
-          <w:rFonts w:ascii="Times New Roman" w:hAnsi="Times New Roman" w:cs="Times New Roman"/>
-          <w:sz w:val="20"/>
-          <w:lang w:val="en-US"/>
-        </w:rPr>
-        <w:t>[14]</w:t>
-      </w:r>
-      <w:r>
-        <w:rPr>
-          <w:rFonts w:ascii="Times New Roman" w:hAnsi="Times New Roman" w:cs="Times New Roman"/>
-          <w:sz w:val="20"/>
-          <w:lang w:val="en-US"/>
-        </w:rPr>
-        <w:tab/>
-        <w:t xml:space="preserve">I. Meirobie, A. P. Irawan, H. T. </w:t>
-      </w:r>
-      <w:proofErr w:type="spellStart"/>
-      <w:r>
-        <w:rPr>
-          <w:rFonts w:ascii="Times New Roman" w:hAnsi="Times New Roman" w:cs="Times New Roman"/>
-          <w:sz w:val="20"/>
-          <w:lang w:val="en-US"/>
-        </w:rPr>
-        <w:t>Sukmana</w:t>
-      </w:r>
-      <w:proofErr w:type="spellEnd"/>
-      <w:r>
-        <w:rPr>
-          <w:rFonts w:ascii="Times New Roman" w:hAnsi="Times New Roman" w:cs="Times New Roman"/>
-          <w:sz w:val="20"/>
-          <w:lang w:val="en-US"/>
-        </w:rPr>
-        <w:t xml:space="preserve">, D. P. </w:t>
-      </w:r>
-      <w:proofErr w:type="spellStart"/>
-      <w:r>
-        <w:rPr>
-          <w:rFonts w:ascii="Times New Roman" w:hAnsi="Times New Roman" w:cs="Times New Roman"/>
-          <w:sz w:val="20"/>
-          <w:lang w:val="en-US"/>
-        </w:rPr>
-        <w:t>Lazirkha</w:t>
-      </w:r>
-      <w:proofErr w:type="spellEnd"/>
-      <w:r>
-        <w:rPr>
-          <w:rFonts w:ascii="Times New Roman" w:hAnsi="Times New Roman" w:cs="Times New Roman"/>
-          <w:sz w:val="20"/>
-          <w:lang w:val="en-US"/>
-        </w:rPr>
-        <w:t xml:space="preserve">, et N. P. L. Santoso, « Framework </w:t>
-      </w:r>
-      <w:r>
-        <w:rPr>
-          <w:rFonts w:ascii="Times New Roman" w:hAnsi="Times New Roman" w:cs="Times New Roman"/>
-          <w:sz w:val="20"/>
-          <w:lang w:val="en-US"/>
-        </w:rPr>
-        <w:lastRenderedPageBreak/>
-        <w:t xml:space="preserve">Authentication e-document using Blockchain Technology on the Government system », </w:t>
-      </w:r>
-      <w:r>
-        <w:rPr>
-          <w:rFonts w:ascii="Times New Roman" w:hAnsi="Times New Roman" w:cs="Times New Roman"/>
-          <w:i/>
-          <w:iCs/>
-          <w:sz w:val="20"/>
-          <w:lang w:val="en-US"/>
-        </w:rPr>
-        <w:t xml:space="preserve">Int. J. </w:t>
-      </w:r>
-      <w:proofErr w:type="spellStart"/>
-      <w:r>
-        <w:rPr>
-          <w:rFonts w:ascii="Times New Roman" w:hAnsi="Times New Roman" w:cs="Times New Roman"/>
-          <w:i/>
-          <w:iCs/>
-          <w:sz w:val="20"/>
-          <w:lang w:val="en-US"/>
-        </w:rPr>
-        <w:t>Artif</w:t>
-      </w:r>
-      <w:proofErr w:type="spellEnd"/>
-      <w:r>
-        <w:rPr>
-          <w:rFonts w:ascii="Times New Roman" w:hAnsi="Times New Roman" w:cs="Times New Roman"/>
-          <w:i/>
-          <w:iCs/>
-          <w:sz w:val="20"/>
-          <w:lang w:val="en-US"/>
-        </w:rPr>
-        <w:t xml:space="preserve">. </w:t>
-      </w:r>
-      <w:proofErr w:type="spellStart"/>
-      <w:r>
-        <w:rPr>
-          <w:rFonts w:ascii="Times New Roman" w:hAnsi="Times New Roman" w:cs="Times New Roman"/>
-          <w:i/>
-          <w:iCs/>
-          <w:sz w:val="20"/>
-          <w:lang w:val="en-US"/>
-        </w:rPr>
-        <w:t>Intell</w:t>
-      </w:r>
-      <w:proofErr w:type="spellEnd"/>
-      <w:r>
-        <w:rPr>
-          <w:rFonts w:ascii="Times New Roman" w:hAnsi="Times New Roman" w:cs="Times New Roman"/>
-          <w:i/>
-          <w:iCs/>
-          <w:sz w:val="20"/>
-          <w:lang w:val="en-US"/>
-        </w:rPr>
-        <w:t>. Res.</w:t>
-      </w:r>
-      <w:r>
-        <w:rPr>
-          <w:rFonts w:ascii="Times New Roman" w:hAnsi="Times New Roman" w:cs="Times New Roman"/>
-          <w:sz w:val="20"/>
-          <w:lang w:val="en-US"/>
-        </w:rPr>
-        <w:t>, vol. 6, n</w:t>
-      </w:r>
-      <w:r>
-        <w:rPr>
-          <w:rFonts w:ascii="Times New Roman" w:hAnsi="Times New Roman" w:cs="Times New Roman"/>
-          <w:sz w:val="20"/>
-          <w:vertAlign w:val="superscript"/>
-          <w:lang w:val="en-US"/>
-        </w:rPr>
-        <w:t>o</w:t>
-      </w:r>
-      <w:r>
-        <w:rPr>
-          <w:rFonts w:ascii="Times New Roman" w:hAnsi="Times New Roman" w:cs="Times New Roman"/>
-          <w:sz w:val="20"/>
-          <w:lang w:val="en-US"/>
-        </w:rPr>
-        <w:t xml:space="preserve"> 2, Art. n</w:t>
-      </w:r>
-      <w:r>
-        <w:rPr>
-          <w:rFonts w:ascii="Times New Roman" w:hAnsi="Times New Roman" w:cs="Times New Roman"/>
-          <w:sz w:val="20"/>
-          <w:vertAlign w:val="superscript"/>
-          <w:lang w:val="en-US"/>
-        </w:rPr>
-        <w:t>o</w:t>
-      </w:r>
-      <w:r>
-        <w:rPr>
-          <w:rFonts w:ascii="Times New Roman" w:hAnsi="Times New Roman" w:cs="Times New Roman"/>
-          <w:sz w:val="20"/>
-          <w:lang w:val="en-US"/>
-        </w:rPr>
-        <w:t xml:space="preserve"> 2, </w:t>
-      </w:r>
-      <w:proofErr w:type="spellStart"/>
-      <w:r>
-        <w:rPr>
-          <w:rFonts w:ascii="Times New Roman" w:hAnsi="Times New Roman" w:cs="Times New Roman"/>
-          <w:sz w:val="20"/>
-          <w:lang w:val="en-US"/>
-        </w:rPr>
-        <w:t>déc</w:t>
-      </w:r>
-      <w:proofErr w:type="spellEnd"/>
-      <w:r>
-        <w:rPr>
-          <w:rFonts w:ascii="Times New Roman" w:hAnsi="Times New Roman" w:cs="Times New Roman"/>
-          <w:sz w:val="20"/>
-          <w:lang w:val="en-US"/>
-        </w:rPr>
-        <w:t xml:space="preserve">. 2022, </w:t>
-      </w:r>
-      <w:proofErr w:type="spellStart"/>
-      <w:r>
-        <w:rPr>
-          <w:rFonts w:ascii="Times New Roman" w:hAnsi="Times New Roman" w:cs="Times New Roman"/>
-          <w:sz w:val="20"/>
-          <w:lang w:val="en-US"/>
-        </w:rPr>
-        <w:t>doi</w:t>
-      </w:r>
-      <w:proofErr w:type="spellEnd"/>
-      <w:r>
-        <w:rPr>
-          <w:rFonts w:ascii="Times New Roman" w:hAnsi="Times New Roman" w:cs="Times New Roman"/>
-          <w:sz w:val="20"/>
-          <w:lang w:val="en-US"/>
-        </w:rPr>
-        <w:t>: 10.29099/</w:t>
-      </w:r>
+          <w:lang w:val="fr-FR"/>
+        </w:rPr>
+        <w:t xml:space="preserve"> </w:t>
+      </w:r>
+    </w:p>
+    <w:p>
+      <w:pPr>
+        <w:rPr>
+          <w:lang w:val="fr-FR"/>
+        </w:rPr>
+      </w:pPr>
+    </w:p>
+    <w:p>
+      <w:pPr>
+        <w:rPr>
+          <w:lang w:val="fr-FR"/>
+        </w:rPr>
+      </w:pPr>
+    </w:p>
+    <w:p>
+      <w:pPr>
+        <w:rPr>
+          <w:lang w:val="fr-FR"/>
+        </w:rPr>
+      </w:pPr>
+    </w:p>
+    <w:p>
+      <w:pPr>
+        <w:rPr>
+          <w:lang w:val="fr-FR"/>
+        </w:rPr>
+      </w:pPr>
+    </w:p>
+    <w:p>
+      <w:pPr>
+        <w:rPr>
+          <w:lang w:val="fr-FR"/>
+        </w:rPr>
+      </w:pPr>
+    </w:p>
+    <w:p>
+      <w:pPr>
+        <w:rPr>
+          <w:lang w:val="fr-FR"/>
+        </w:rPr>
+      </w:pPr>
+    </w:p>
+    <w:p>
+      <w:pPr>
+        <w:rPr>
+          <w:lang w:val="fr-FR"/>
+        </w:rPr>
+      </w:pPr>
+    </w:p>
+    <w:p>
+      <w:pPr>
+        <w:rPr>
+          <w:lang w:val="fr-FR"/>
+        </w:rPr>
+      </w:pPr>
+    </w:p>
+    <w:p>
+      <w:pPr>
+        <w:rPr>
+          <w:lang w:val="fr-FR"/>
+        </w:rPr>
+      </w:pPr>
+    </w:p>
+    <w:p>
+      <w:pPr>
+        <w:rPr>
+          <w:lang w:val="fr-FR"/>
+        </w:rPr>
+      </w:pPr>
+    </w:p>
+    <w:p>
+      <w:pPr>
+        <w:rPr>
+          <w:lang w:val="fr-FR"/>
+        </w:rPr>
+      </w:pPr>
+    </w:p>
+    <w:p>
+      <w:pPr>
+        <w:rPr>
+          <w:lang w:val="fr-FR"/>
+        </w:rPr>
+      </w:pPr>
+    </w:p>
+    <w:p>
+      <w:pPr>
+        <w:rPr>
+          <w:lang w:val="fr-FR"/>
+        </w:rPr>
+      </w:pPr>
+    </w:p>
+    <w:p>
+      <w:pPr>
+        <w:rPr>
+          <w:lang w:val="fr-FR"/>
+        </w:rPr>
+      </w:pPr>
+    </w:p>
+    <w:p>
+      <w:pPr>
+        <w:rPr>
+          <w:lang w:val="fr-FR"/>
+        </w:rPr>
+      </w:pPr>
+    </w:p>
+    <w:p>
+      <w:pPr>
+        <w:rPr>
+          <w:lang w:val="fr-FR"/>
+        </w:rPr>
+      </w:pPr>
+    </w:p>
+    <w:p>
+      <w:pPr>
+        <w:rPr>
+          <w:lang w:val="fr-FR"/>
+        </w:rPr>
+      </w:pPr>
+    </w:p>
+    <w:p>
+      <w:pPr>
+        <w:rPr>
+          <w:lang w:val="fr-FR"/>
+        </w:rPr>
+      </w:pPr>
+    </w:p>
+    <w:p>
+      <w:pPr>
+        <w:rPr>
+          <w:lang w:val="fr-FR"/>
+        </w:rPr>
+      </w:pPr>
+    </w:p>
+    <w:p>
+      <w:pPr>
+        <w:rPr>
+          <w:lang w:val="fr-FR"/>
+        </w:rPr>
+        <w:sectPr>
+          <w:type w:val="continuous"/>
+          <w:pgSz w:w="11906" w:h="16838"/>
+          <w:pgMar w:top="1440" w:right="1440" w:bottom="1440" w:left="1440" w:header="708" w:footer="708" w:gutter="0"/>
+          <w:cols w:num="2" w:space="708"/>
+          <w:docGrid w:linePitch="360"/>
+        </w:sectPr>
+      </w:pPr>
+    </w:p>
+    <w:p>
+      <w:pPr>
+        <w:rPr>
+          <w:lang w:val="fr-FR"/>
+        </w:rPr>
+      </w:pPr>
+    </w:p>
+    <w:p>
+      <w:pPr>
+        <w:jc w:val="center"/>
+        <w:rPr>
+          <w:rFonts w:ascii="Times New Roman" w:hAnsi="Times New Roman" w:cs="Times New Roman"/>
+          <w:b/>
+          <w:bCs/>
+          <w:color w:val="EE0000"/>
+          <w:sz w:val="32"/>
+          <w:szCs w:val="32"/>
+          <w:u w:val="single"/>
+        </w:rPr>
+      </w:pPr>
+      <w:r>
+        <w:rPr>
+          <w:rFonts w:ascii="Times New Roman" w:hAnsi="Times New Roman" w:cs="Times New Roman"/>
+          <w:b/>
+          <w:bCs/>
+          <w:color w:val="EE0000"/>
+          <w:sz w:val="32"/>
+          <w:szCs w:val="32"/>
+          <w:u w:val="single"/>
+        </w:rPr>
+        <w:t>R</w:t>
+      </w:r>
+      <w:r>
+        <w:rPr>
+          <w:rFonts w:ascii="Times New Roman" w:hAnsi="Times New Roman" w:cs="Times New Roman"/>
+          <w:b/>
+          <w:bCs/>
+          <w:color w:val="EE0000"/>
+          <w:sz w:val="32"/>
+          <w:szCs w:val="32"/>
+          <w:u w:val="single"/>
+        </w:rPr>
+        <w:t>eponse ieee</w:t>
+      </w:r>
+    </w:p>
+    <w:p>
+      <w:pPr>
+        <w:autoSpaceDE w:val="0"/>
+        <w:autoSpaceDN w:val="0"/>
+        <w:adjustRightInd w:val="0"/>
+        <w:spacing w:after="0" w:line="240" w:lineRule="auto"/>
+        <w:rPr>
+          <w:rFonts w:ascii="Times New Roman" w:hAnsi="Times New Roman" w:cs="Times New Roman"/>
+        </w:rPr>
+      </w:pPr>
+      <w:r>
+        <w:rPr>
+          <w:rFonts w:ascii="Times New Roman" w:hAnsi="Times New Roman" w:cs="Times New Roman"/>
+        </w:rPr>
+        <w:t>Title:</w:t>
+      </w:r>
+    </w:p>
+    <w:p>
+      <w:pPr>
+        <w:autoSpaceDE w:val="0"/>
+        <w:autoSpaceDN w:val="0"/>
+        <w:adjustRightInd w:val="0"/>
+        <w:spacing w:after="0" w:line="240" w:lineRule="auto"/>
+        <w:rPr>
+          <w:rFonts w:ascii="Times New Roman" w:hAnsi="Times New Roman" w:cs="Times New Roman"/>
+        </w:rPr>
+      </w:pPr>
+      <w:r>
+        <w:rPr>
+          <w:rFonts w:ascii="Times New Roman" w:hAnsi="Times New Roman" w:cs="Times New Roman"/>
+        </w:rPr>
+        <w:t xml:space="preserve">Titre et résumé (À améliorer) : * </w:t>
+      </w:r>
+      <w:r>
+        <w:rPr>
+          <w:rFonts w:ascii="Times New Roman" w:hAnsi="Times New Roman" w:cs="Times New Roman"/>
+          <w:highlight w:val="green"/>
+        </w:rPr>
+        <w:t>Clarté : le titre « Authentification de documents administratifs à l'aide de la technologie blockchain » est clair et reflète directement le contenu du manuscrit. * Concis : le résumé donne un bon aperçu du problème, de la solution proposée et de la technologie utilisée.</w:t>
+      </w:r>
+      <w:r>
+        <w:rPr>
+          <w:rFonts w:ascii="Times New Roman" w:hAnsi="Times New Roman" w:cs="Times New Roman"/>
+        </w:rPr>
+        <w:t xml:space="preserve"> Cependant, il pourrait être plus précis au sujet des « simulations » mentionnées. Par exemple, quels indicateurs spécifiques ont été utilisés pour démontrer l'utilité ? * Engagement : le résumé met efficacement en évidence le problème de la falsification de documents et positionne la blockchain comme une solution, ce qui est engageant.</w:t>
+      </w:r>
+    </w:p>
+    <w:p>
+      <w:pPr>
+        <w:autoSpaceDE w:val="0"/>
+        <w:autoSpaceDN w:val="0"/>
+        <w:adjustRightInd w:val="0"/>
+        <w:spacing w:after="0" w:line="240" w:lineRule="auto"/>
+        <w:rPr>
+          <w:rFonts w:ascii="Times New Roman" w:hAnsi="Times New Roman" w:cs="Times New Roman"/>
+        </w:rPr>
+      </w:pPr>
+    </w:p>
+    <w:p>
+      <w:pPr>
+        <w:autoSpaceDE w:val="0"/>
+        <w:autoSpaceDN w:val="0"/>
+        <w:adjustRightInd w:val="0"/>
+        <w:spacing w:after="0" w:line="240" w:lineRule="auto"/>
+        <w:rPr>
+          <w:rFonts w:ascii="Times New Roman" w:hAnsi="Times New Roman" w:cs="Times New Roman"/>
+        </w:rPr>
+      </w:pPr>
+    </w:p>
+    <w:p>
+      <w:pPr>
+        <w:autoSpaceDE w:val="0"/>
+        <w:autoSpaceDN w:val="0"/>
+        <w:adjustRightInd w:val="0"/>
+        <w:spacing w:after="0" w:line="240" w:lineRule="auto"/>
+        <w:rPr>
+          <w:rFonts w:ascii="Times New Roman" w:hAnsi="Times New Roman" w:cs="Times New Roman"/>
+        </w:rPr>
+      </w:pPr>
       <w:proofErr w:type="gramStart"/>
       <w:r>
         <w:rPr>
           <w:rFonts w:ascii="Times New Roman" w:hAnsi="Times New Roman" w:cs="Times New Roman"/>
-          <w:sz w:val="20"/>
-          <w:lang w:val="en-US"/>
-        </w:rPr>
-        <w:t>ijair.v</w:t>
+        </w:rPr>
+        <w:t>Summary:</w:t>
       </w:r>
       <w:proofErr w:type="gramEnd"/>
-      <w:r>
-        <w:rPr>
-          <w:rFonts w:ascii="Times New Roman" w:hAnsi="Times New Roman" w:cs="Times New Roman"/>
-          <w:sz w:val="20"/>
-          <w:lang w:val="en-US"/>
-        </w:rPr>
-        <w:t>6i2.294.</w:t>
-      </w:r>
-    </w:p>
-    <w:p>
-      <w:pPr>
-        <w:pStyle w:val="Bibliographie"/>
-        <w:rPr>
-          <w:rFonts w:ascii="Times New Roman" w:hAnsi="Times New Roman" w:cs="Times New Roman"/>
-          <w:sz w:val="20"/>
-          <w:lang w:val="fr-FR"/>
-        </w:rPr>
-      </w:pPr>
-      <w:r>
-        <w:rPr>
-          <w:rFonts w:ascii="Times New Roman" w:hAnsi="Times New Roman" w:cs="Times New Roman"/>
-          <w:sz w:val="20"/>
-          <w:lang w:val="fr-FR"/>
-        </w:rPr>
-        <w:t>[15]</w:t>
-      </w:r>
-      <w:r>
-        <w:rPr>
-          <w:rFonts w:ascii="Times New Roman" w:hAnsi="Times New Roman" w:cs="Times New Roman"/>
-          <w:sz w:val="20"/>
-          <w:lang w:val="fr-FR"/>
-        </w:rPr>
-        <w:tab/>
-        <w:t xml:space="preserve">A. </w:t>
-      </w:r>
-      <w:proofErr w:type="spellStart"/>
-      <w:r>
-        <w:rPr>
-          <w:rFonts w:ascii="Times New Roman" w:hAnsi="Times New Roman" w:cs="Times New Roman"/>
-          <w:sz w:val="20"/>
-          <w:lang w:val="fr-FR"/>
-        </w:rPr>
-        <w:t>Bakhoum</w:t>
-      </w:r>
-      <w:proofErr w:type="spellEnd"/>
-      <w:r>
-        <w:rPr>
-          <w:rFonts w:ascii="Times New Roman" w:hAnsi="Times New Roman" w:cs="Times New Roman"/>
-          <w:sz w:val="20"/>
-          <w:lang w:val="fr-FR"/>
-        </w:rPr>
-        <w:t xml:space="preserve">, « La Blockchain pour la Sécurisation des E-livrets scolaires », 2019. Consulté </w:t>
+    </w:p>
+    <w:p>
+      <w:pPr>
+        <w:autoSpaceDE w:val="0"/>
+        <w:autoSpaceDN w:val="0"/>
+        <w:adjustRightInd w:val="0"/>
+        <w:spacing w:after="0" w:line="240" w:lineRule="auto"/>
+        <w:rPr>
+          <w:rFonts w:ascii="Times New Roman" w:hAnsi="Times New Roman" w:cs="Times New Roman"/>
+        </w:rPr>
+      </w:pPr>
+      <w:r>
+        <w:rPr>
+          <w:rFonts w:ascii="Times New Roman" w:hAnsi="Times New Roman" w:cs="Times New Roman"/>
+        </w:rPr>
+        <w:t>Commentaires détaillés (Doit être publié, mais ne figure pas dans les 10 % supérieurs</w:t>
       </w:r>
       <w:proofErr w:type="gramStart"/>
       <w:r>
         <w:rPr>
           <w:rFonts w:ascii="Times New Roman" w:hAnsi="Times New Roman" w:cs="Times New Roman"/>
-          <w:sz w:val="20"/>
-          <w:lang w:val="fr-FR"/>
-        </w:rPr>
-        <w:t>le:</w:t>
+        </w:rPr>
+        <w:t>):</w:t>
       </w:r>
       <w:proofErr w:type="gramEnd"/>
       <w:r>
         <w:rPr>
           <w:rFonts w:ascii="Times New Roman" w:hAnsi="Times New Roman" w:cs="Times New Roman"/>
-          <w:sz w:val="20"/>
-          <w:lang w:val="fr-FR"/>
-        </w:rPr>
-        <w:t xml:space="preserve"> 10 septembre 2024. [En ligne]. Disponible </w:t>
+        </w:rPr>
+        <w:t xml:space="preserve"> </w:t>
+      </w:r>
+    </w:p>
+    <w:p>
+      <w:pPr>
+        <w:autoSpaceDE w:val="0"/>
+        <w:autoSpaceDN w:val="0"/>
+        <w:adjustRightInd w:val="0"/>
+        <w:spacing w:after="0" w:line="240" w:lineRule="auto"/>
+        <w:rPr>
+          <w:rFonts w:ascii="Times New Roman" w:hAnsi="Times New Roman" w:cs="Times New Roman"/>
+        </w:rPr>
+      </w:pPr>
+      <w:r>
+        <w:rPr>
+          <w:rFonts w:ascii="Times New Roman" w:hAnsi="Times New Roman" w:cs="Times New Roman"/>
+        </w:rPr>
+        <w:t>Points forts :</w:t>
+      </w:r>
+    </w:p>
+    <w:p>
+      <w:pPr>
+        <w:autoSpaceDE w:val="0"/>
+        <w:autoSpaceDN w:val="0"/>
+        <w:adjustRightInd w:val="0"/>
+        <w:spacing w:after="0" w:line="240" w:lineRule="auto"/>
+        <w:rPr>
+          <w:rFonts w:ascii="Times New Roman" w:hAnsi="Times New Roman" w:cs="Times New Roman"/>
+          <w:highlight w:val="green"/>
+        </w:rPr>
+      </w:pPr>
+      <w:r>
+        <w:rPr>
+          <w:rFonts w:ascii="Times New Roman" w:hAnsi="Times New Roman" w:cs="Times New Roman"/>
+        </w:rPr>
+        <w:t xml:space="preserve">- </w:t>
+      </w:r>
+      <w:r>
+        <w:rPr>
+          <w:rFonts w:ascii="Times New Roman" w:hAnsi="Times New Roman" w:cs="Times New Roman"/>
+          <w:highlight w:val="green"/>
+        </w:rPr>
+        <w:t>Sujet pertinent et d'actualité traitant de la falsification de documents.</w:t>
+      </w:r>
+    </w:p>
+    <w:p>
+      <w:pPr>
+        <w:autoSpaceDE w:val="0"/>
+        <w:autoSpaceDN w:val="0"/>
+        <w:adjustRightInd w:val="0"/>
+        <w:spacing w:after="0" w:line="240" w:lineRule="auto"/>
+        <w:rPr>
+          <w:rFonts w:ascii="Times New Roman" w:hAnsi="Times New Roman" w:cs="Times New Roman"/>
+          <w:highlight w:val="green"/>
+        </w:rPr>
+      </w:pPr>
+      <w:r>
+        <w:rPr>
+          <w:rFonts w:ascii="Times New Roman" w:hAnsi="Times New Roman" w:cs="Times New Roman"/>
+          <w:highlight w:val="green"/>
+        </w:rPr>
+        <w:t>- Base technique solide utilisant la blockchain, les contrats intelligents et la cryptographie.</w:t>
+      </w:r>
+    </w:p>
+    <w:p>
+      <w:pPr>
+        <w:autoSpaceDE w:val="0"/>
+        <w:autoSpaceDN w:val="0"/>
+        <w:adjustRightInd w:val="0"/>
+        <w:spacing w:after="0" w:line="240" w:lineRule="auto"/>
+        <w:rPr>
+          <w:rFonts w:ascii="Times New Roman" w:hAnsi="Times New Roman" w:cs="Times New Roman"/>
+        </w:rPr>
+      </w:pPr>
+      <w:r>
+        <w:rPr>
+          <w:rFonts w:ascii="Times New Roman" w:hAnsi="Times New Roman" w:cs="Times New Roman"/>
+          <w:highlight w:val="green"/>
+        </w:rPr>
+        <w:t>- Méthodologie bien structurée et mise en œuvre pratique.</w:t>
+      </w:r>
+    </w:p>
+    <w:p>
+      <w:pPr>
+        <w:autoSpaceDE w:val="0"/>
+        <w:autoSpaceDN w:val="0"/>
+        <w:adjustRightInd w:val="0"/>
+        <w:spacing w:after="0" w:line="240" w:lineRule="auto"/>
+        <w:rPr>
+          <w:rFonts w:ascii="Times New Roman" w:hAnsi="Times New Roman" w:cs="Times New Roman"/>
+        </w:rPr>
+      </w:pPr>
+      <w:r>
+        <w:rPr>
+          <w:rFonts w:ascii="Times New Roman" w:hAnsi="Times New Roman" w:cs="Times New Roman"/>
+        </w:rPr>
+        <w:t>Points faibles :</w:t>
+      </w:r>
+    </w:p>
+    <w:p>
+      <w:pPr>
+        <w:autoSpaceDE w:val="0"/>
+        <w:autoSpaceDN w:val="0"/>
+        <w:adjustRightInd w:val="0"/>
+        <w:spacing w:after="0" w:line="240" w:lineRule="auto"/>
+        <w:rPr>
+          <w:rFonts w:ascii="Times New Roman" w:hAnsi="Times New Roman" w:cs="Times New Roman"/>
+        </w:rPr>
+      </w:pPr>
+      <w:r>
+        <w:rPr>
+          <w:rFonts w:ascii="Times New Roman" w:hAnsi="Times New Roman" w:cs="Times New Roman"/>
+        </w:rPr>
+        <w:t>- Évaluation expérimentale limitée (axée principalement sur les coûts du gaz).</w:t>
+      </w:r>
+    </w:p>
+    <w:p>
+      <w:pPr>
+        <w:autoSpaceDE w:val="0"/>
+        <w:autoSpaceDN w:val="0"/>
+        <w:adjustRightInd w:val="0"/>
+        <w:spacing w:after="0" w:line="240" w:lineRule="auto"/>
+        <w:rPr>
+          <w:rFonts w:ascii="Times New Roman" w:hAnsi="Times New Roman" w:cs="Times New Roman"/>
+        </w:rPr>
+      </w:pPr>
+      <w:r>
+        <w:rPr>
+          <w:rFonts w:ascii="Times New Roman" w:hAnsi="Times New Roman" w:cs="Times New Roman"/>
+        </w:rPr>
+        <w:t xml:space="preserve">- </w:t>
+      </w:r>
+      <w:r>
+        <w:rPr>
+          <w:rFonts w:ascii="Times New Roman" w:hAnsi="Times New Roman" w:cs="Times New Roman"/>
+          <w:highlight w:val="green"/>
+        </w:rPr>
+        <w:t>Les références incluent des sources non universitaires. ????????????????[3] &amp; [4] sont ok.</w:t>
+      </w:r>
+      <w:r>
+        <w:rPr>
+          <w:rFonts w:ascii="Times New Roman" w:hAnsi="Times New Roman" w:cs="Times New Roman"/>
+        </w:rPr>
+        <w:t xml:space="preserve"> </w:t>
+      </w:r>
+    </w:p>
+    <w:p>
+      <w:pPr>
+        <w:autoSpaceDE w:val="0"/>
+        <w:autoSpaceDN w:val="0"/>
+        <w:adjustRightInd w:val="0"/>
+        <w:spacing w:after="0" w:line="240" w:lineRule="auto"/>
+        <w:rPr>
+          <w:rFonts w:ascii="Times New Roman" w:hAnsi="Times New Roman" w:cs="Times New Roman"/>
+        </w:rPr>
+      </w:pPr>
+      <w:r>
+        <w:rPr>
+          <w:rFonts w:ascii="Times New Roman" w:hAnsi="Times New Roman" w:cs="Times New Roman"/>
+        </w:rPr>
+        <w:t>- La discussion manque d'une analyse approfondie des implications en termes d'évolutivité, de coûts et d'utilisabilité.</w:t>
+      </w:r>
+    </w:p>
+    <w:p>
+      <w:pPr>
+        <w:autoSpaceDE w:val="0"/>
+        <w:autoSpaceDN w:val="0"/>
+        <w:adjustRightInd w:val="0"/>
+        <w:spacing w:after="0" w:line="240" w:lineRule="auto"/>
+        <w:rPr>
+          <w:rFonts w:ascii="Times New Roman" w:hAnsi="Times New Roman" w:cs="Times New Roman"/>
+        </w:rPr>
+      </w:pPr>
+    </w:p>
+    <w:p>
+      <w:pPr>
+        <w:autoSpaceDE w:val="0"/>
+        <w:autoSpaceDN w:val="0"/>
+        <w:adjustRightInd w:val="0"/>
+        <w:spacing w:after="0" w:line="240" w:lineRule="auto"/>
+        <w:rPr>
+          <w:rFonts w:ascii="Times New Roman" w:hAnsi="Times New Roman" w:cs="Times New Roman"/>
+          <w:highlight w:val="green"/>
+        </w:rPr>
+      </w:pPr>
+      <w:r>
+        <w:rPr>
+          <w:rFonts w:ascii="Times New Roman" w:hAnsi="Times New Roman" w:cs="Times New Roman"/>
+          <w:highlight w:val="green"/>
+        </w:rPr>
+        <w:t>Il me semble que vous confondez authentification et authenticité</w:t>
       </w:r>
       <w:proofErr w:type="gramStart"/>
       <w:r>
         <w:rPr>
           <w:rFonts w:ascii="Times New Roman" w:hAnsi="Times New Roman" w:cs="Times New Roman"/>
-          <w:sz w:val="20"/>
-          <w:lang w:val="fr-FR"/>
-        </w:rPr>
-        <w:t>sur:</w:t>
+          <w:highlight w:val="green"/>
+        </w:rPr>
+        <w:t>.?</w:t>
       </w:r>
       <w:proofErr w:type="gramEnd"/>
       <w:r>
         <w:rPr>
           <w:rFonts w:ascii="Times New Roman" w:hAnsi="Times New Roman" w:cs="Times New Roman"/>
-          <w:sz w:val="20"/>
-          <w:lang w:val="fr-FR"/>
-        </w:rPr>
-        <w:t xml:space="preserve"> http://rivieresdusud.uasz.sn/xmlui/handle/123456789/1803</w:t>
-      </w:r>
-    </w:p>
-    <w:p>
-      <w:pPr>
-        <w:pStyle w:val="Bibliographie"/>
-        <w:rPr>
-          <w:rFonts w:ascii="Times New Roman" w:hAnsi="Times New Roman" w:cs="Times New Roman"/>
-          <w:sz w:val="20"/>
-          <w:lang w:val="fr-FR"/>
-        </w:rPr>
-      </w:pPr>
-      <w:r>
-        <w:rPr>
-          <w:rFonts w:ascii="Times New Roman" w:hAnsi="Times New Roman" w:cs="Times New Roman"/>
-          <w:sz w:val="20"/>
-          <w:lang w:val="fr-FR"/>
-        </w:rPr>
-        <w:t>[16]</w:t>
-      </w:r>
-      <w:r>
-        <w:rPr>
-          <w:rFonts w:ascii="Times New Roman" w:hAnsi="Times New Roman" w:cs="Times New Roman"/>
-          <w:sz w:val="20"/>
-          <w:lang w:val="fr-FR"/>
-        </w:rPr>
-        <w:tab/>
-        <w:t>É. (</w:t>
-      </w:r>
-      <w:proofErr w:type="spellStart"/>
-      <w:r>
-        <w:rPr>
-          <w:rFonts w:ascii="Times New Roman" w:hAnsi="Times New Roman" w:cs="Times New Roman"/>
-          <w:sz w:val="20"/>
-          <w:lang w:val="fr-FR"/>
-        </w:rPr>
-        <w:t>gapz</w:t>
-      </w:r>
-      <w:proofErr w:type="spellEnd"/>
-      <w:r>
-        <w:rPr>
-          <w:rFonts w:ascii="Times New Roman" w:hAnsi="Times New Roman" w:cs="Times New Roman"/>
-          <w:sz w:val="20"/>
-          <w:lang w:val="fr-FR"/>
-        </w:rPr>
-        <w:t xml:space="preserve">) Gaspar, « Standardisation des courbes elliptiques : à qui faire confiance ? | </w:t>
-      </w:r>
-      <w:proofErr w:type="spellStart"/>
-      <w:r>
-        <w:rPr>
-          <w:rFonts w:ascii="Times New Roman" w:hAnsi="Times New Roman" w:cs="Times New Roman"/>
-          <w:sz w:val="20"/>
-          <w:lang w:val="fr-FR"/>
-        </w:rPr>
-        <w:t>Connect</w:t>
-      </w:r>
-      <w:proofErr w:type="spellEnd"/>
-      <w:r>
-        <w:rPr>
-          <w:rFonts w:ascii="Times New Roman" w:hAnsi="Times New Roman" w:cs="Times New Roman"/>
-          <w:sz w:val="20"/>
-          <w:lang w:val="fr-FR"/>
-        </w:rPr>
-        <w:t xml:space="preserve"> - </w:t>
-      </w:r>
-      <w:proofErr w:type="spellStart"/>
-      <w:r>
-        <w:rPr>
-          <w:rFonts w:ascii="Times New Roman" w:hAnsi="Times New Roman" w:cs="Times New Roman"/>
-          <w:sz w:val="20"/>
-          <w:lang w:val="fr-FR"/>
-        </w:rPr>
-        <w:t>Editions</w:t>
-      </w:r>
-      <w:proofErr w:type="spellEnd"/>
-      <w:r>
-        <w:rPr>
-          <w:rFonts w:ascii="Times New Roman" w:hAnsi="Times New Roman" w:cs="Times New Roman"/>
-          <w:sz w:val="20"/>
-          <w:lang w:val="fr-FR"/>
-        </w:rPr>
-        <w:t xml:space="preserve"> Diamond », avril 2016. Consulté </w:t>
+          <w:highlight w:val="green"/>
+        </w:rPr>
+        <w:t>???????????????ok</w:t>
+      </w:r>
+    </w:p>
+    <w:p>
+      <w:pPr>
+        <w:autoSpaceDE w:val="0"/>
+        <w:autoSpaceDN w:val="0"/>
+        <w:adjustRightInd w:val="0"/>
+        <w:spacing w:after="0" w:line="240" w:lineRule="auto"/>
+        <w:rPr>
+          <w:rFonts w:ascii="Times New Roman" w:hAnsi="Times New Roman" w:cs="Times New Roman"/>
+        </w:rPr>
+      </w:pPr>
+      <w:r>
+        <w:rPr>
+          <w:rFonts w:ascii="Times New Roman" w:hAnsi="Times New Roman" w:cs="Times New Roman"/>
+          <w:highlight w:val="green"/>
+        </w:rPr>
+        <w:t>À la page 2, qui traite de l'état de l'art, seul le dernier paragraphe (une vingtaine de lignes) représente véritablement les travaux connexes. Les autres sous-sections sont des généralités/définitions inutiles. L'avantage des contrats intelligents n'est pas précisé</w:t>
       </w:r>
       <w:proofErr w:type="gramStart"/>
       <w:r>
         <w:rPr>
           <w:rFonts w:ascii="Times New Roman" w:hAnsi="Times New Roman" w:cs="Times New Roman"/>
-          <w:sz w:val="20"/>
-          <w:lang w:val="fr-FR"/>
-        </w:rPr>
-        <w:t>le:</w:t>
+          <w:highlight w:val="green"/>
+        </w:rPr>
+        <w:t>.?</w:t>
       </w:r>
       <w:proofErr w:type="gramEnd"/>
       <w:r>
         <w:rPr>
           <w:rFonts w:ascii="Times New Roman" w:hAnsi="Times New Roman" w:cs="Times New Roman"/>
-          <w:sz w:val="20"/>
-          <w:lang w:val="fr-FR"/>
-        </w:rPr>
-        <w:t xml:space="preserve"> 18 avril 2025. [En ligne]. Disponible </w:t>
-      </w:r>
-      <w:proofErr w:type="gramStart"/>
-      <w:r>
-        <w:rPr>
-          <w:rFonts w:ascii="Times New Roman" w:hAnsi="Times New Roman" w:cs="Times New Roman"/>
-          <w:sz w:val="20"/>
-          <w:lang w:val="fr-FR"/>
-        </w:rPr>
-        <w:t>sur:</w:t>
-      </w:r>
-      <w:proofErr w:type="gramEnd"/>
-      <w:r>
-        <w:rPr>
-          <w:rFonts w:ascii="Times New Roman" w:hAnsi="Times New Roman" w:cs="Times New Roman"/>
-          <w:sz w:val="20"/>
-          <w:lang w:val="fr-FR"/>
-        </w:rPr>
-        <w:t xml:space="preserve"> https://connect.ed-diamond.com/MISC/mischs-013/standardisation-des-courbes-elliptiques-a-qui-faire-confiance</w:t>
-      </w:r>
-    </w:p>
-    <w:p>
-      <w:pPr>
-        <w:pStyle w:val="Bibliographie"/>
-        <w:rPr>
-          <w:rFonts w:ascii="Times New Roman" w:hAnsi="Times New Roman" w:cs="Times New Roman"/>
-          <w:sz w:val="20"/>
-          <w:lang w:val="fr-FR"/>
-        </w:rPr>
-      </w:pPr>
-      <w:r>
-        <w:rPr>
-          <w:rFonts w:ascii="Times New Roman" w:hAnsi="Times New Roman" w:cs="Times New Roman"/>
-          <w:sz w:val="20"/>
-          <w:lang w:val="fr-FR"/>
-        </w:rPr>
-        <w:t>[17]</w:t>
-      </w:r>
-      <w:r>
-        <w:rPr>
-          <w:rFonts w:ascii="Times New Roman" w:hAnsi="Times New Roman" w:cs="Times New Roman"/>
-          <w:sz w:val="20"/>
-          <w:lang w:val="fr-FR"/>
-        </w:rPr>
-        <w:tab/>
-        <w:t xml:space="preserve">C. de la sécurité des télécommunications Canada, « Conseils sur la configuration sécurisée des protocoles réseau (ITSP.40.062) », </w:t>
-      </w:r>
-      <w:r>
-        <w:rPr>
-          <w:rFonts w:ascii="Times New Roman" w:hAnsi="Times New Roman" w:cs="Times New Roman"/>
-          <w:i/>
-          <w:iCs/>
-          <w:sz w:val="20"/>
-          <w:lang w:val="fr-FR"/>
-        </w:rPr>
-        <w:t>Centre canadien pour la cybersécurité</w:t>
-      </w:r>
-      <w:r>
-        <w:rPr>
-          <w:rFonts w:ascii="Times New Roman" w:hAnsi="Times New Roman" w:cs="Times New Roman"/>
-          <w:sz w:val="20"/>
-          <w:lang w:val="fr-FR"/>
-        </w:rPr>
-        <w:t xml:space="preserve">, 15 octobre 2020. Consulté </w:t>
-      </w:r>
-      <w:proofErr w:type="gramStart"/>
-      <w:r>
-        <w:rPr>
-          <w:rFonts w:ascii="Times New Roman" w:hAnsi="Times New Roman" w:cs="Times New Roman"/>
-          <w:sz w:val="20"/>
-          <w:lang w:val="fr-FR"/>
-        </w:rPr>
-        <w:t>le:</w:t>
-      </w:r>
-      <w:proofErr w:type="gramEnd"/>
-      <w:r>
-        <w:rPr>
-          <w:rFonts w:ascii="Times New Roman" w:hAnsi="Times New Roman" w:cs="Times New Roman"/>
-          <w:sz w:val="20"/>
-          <w:lang w:val="fr-FR"/>
-        </w:rPr>
-        <w:t xml:space="preserve"> 18 avril 2025. [En ligne]. Disponible </w:t>
-      </w:r>
-      <w:proofErr w:type="gramStart"/>
-      <w:r>
-        <w:rPr>
-          <w:rFonts w:ascii="Times New Roman" w:hAnsi="Times New Roman" w:cs="Times New Roman"/>
-          <w:sz w:val="20"/>
-          <w:lang w:val="fr-FR"/>
-        </w:rPr>
-        <w:t>sur:</w:t>
-      </w:r>
-      <w:proofErr w:type="gramEnd"/>
-      <w:r>
-        <w:rPr>
-          <w:rFonts w:ascii="Times New Roman" w:hAnsi="Times New Roman" w:cs="Times New Roman"/>
-          <w:sz w:val="20"/>
-          <w:lang w:val="fr-FR"/>
-        </w:rPr>
-        <w:t xml:space="preserve"> https://www.cyber.gc.ca/fr/orientation/conseils-sur-la-configuration-securisee-des-protocoles-reseau-itsp40062</w:t>
+          <w:highlight w:val="green"/>
+        </w:rPr>
+        <w:t>??????????????????? ok</w:t>
+      </w:r>
+    </w:p>
+    <w:p>
+      <w:pPr>
+        <w:autoSpaceDE w:val="0"/>
+        <w:autoSpaceDN w:val="0"/>
+        <w:adjustRightInd w:val="0"/>
+        <w:spacing w:after="0" w:line="240" w:lineRule="auto"/>
+        <w:rPr>
+          <w:rFonts w:ascii="Times New Roman" w:hAnsi="Times New Roman" w:cs="Times New Roman"/>
+        </w:rPr>
+      </w:pPr>
+      <w:r>
+        <w:rPr>
+          <w:rFonts w:ascii="Times New Roman" w:hAnsi="Times New Roman" w:cs="Times New Roman"/>
+          <w:highlight w:val="green"/>
+        </w:rPr>
+        <w:t>La mise en œuvre ne met pas en évidence l'originalité du travail (horodatage) annoncé dans la section méthodologie.</w:t>
+      </w:r>
+    </w:p>
+    <w:p>
+      <w:pPr>
+        <w:autoSpaceDE w:val="0"/>
+        <w:autoSpaceDN w:val="0"/>
+        <w:adjustRightInd w:val="0"/>
+        <w:spacing w:after="0" w:line="240" w:lineRule="auto"/>
+        <w:rPr>
+          <w:rFonts w:ascii="Times New Roman" w:hAnsi="Times New Roman" w:cs="Times New Roman"/>
+        </w:rPr>
+      </w:pPr>
+      <w:r>
+        <w:rPr>
+          <w:rFonts w:ascii="Times New Roman" w:hAnsi="Times New Roman" w:cs="Times New Roman"/>
+          <w:highlight w:val="red"/>
+        </w:rPr>
+        <w:t>En fin de compte, l'originalité du document n'est pas démontrée. Il s'agit d'un bon travail d'ingénierie.</w:t>
+      </w:r>
+    </w:p>
+    <w:p>
+      <w:pPr>
+        <w:autoSpaceDE w:val="0"/>
+        <w:autoSpaceDN w:val="0"/>
+        <w:adjustRightInd w:val="0"/>
+        <w:spacing w:after="0" w:line="240" w:lineRule="auto"/>
+        <w:rPr>
+          <w:rFonts w:ascii="Times New Roman" w:hAnsi="Times New Roman" w:cs="Times New Roman"/>
+        </w:rPr>
+      </w:pPr>
+    </w:p>
+    <w:p>
+      <w:pPr>
+        <w:autoSpaceDE w:val="0"/>
+        <w:autoSpaceDN w:val="0"/>
+        <w:adjustRightInd w:val="0"/>
+        <w:spacing w:after="0" w:line="240" w:lineRule="auto"/>
+        <w:rPr>
+          <w:rFonts w:ascii="Times New Roman" w:hAnsi="Times New Roman" w:cs="Times New Roman"/>
+        </w:rPr>
+      </w:pPr>
+      <w:r>
+        <w:rPr>
+          <w:rFonts w:ascii="Times New Roman" w:hAnsi="Times New Roman" w:cs="Times New Roman"/>
+        </w:rPr>
+        <w:t>Le réseau gouvernemental ne fonctionne pas sur une base peer-to-peer. Nous savons que la blockchain fonctionne sur un réseau peer-to-peer. Même si les règles sont établies dans le contrat intelligent, comment le système fonctionnera-t-il dans un réseau non peer-to-peer ? Il est important d'apporter davantage d'éclaircissements sur cet aspect, en particulier dans l'abstrait.</w:t>
+      </w:r>
+    </w:p>
+    <w:p>
+      <w:pPr>
+        <w:autoSpaceDE w:val="0"/>
+        <w:autoSpaceDN w:val="0"/>
+        <w:adjustRightInd w:val="0"/>
+        <w:spacing w:after="0" w:line="240" w:lineRule="auto"/>
+        <w:rPr>
+          <w:rFonts w:ascii="Times New Roman" w:hAnsi="Times New Roman" w:cs="Times New Roman"/>
+        </w:rPr>
+      </w:pPr>
+    </w:p>
+    <w:p>
+      <w:pPr>
+        <w:autoSpaceDE w:val="0"/>
+        <w:autoSpaceDN w:val="0"/>
+        <w:adjustRightInd w:val="0"/>
+        <w:spacing w:after="0" w:line="240" w:lineRule="auto"/>
+        <w:rPr>
+          <w:rFonts w:ascii="Times New Roman" w:hAnsi="Times New Roman" w:cs="Times New Roman"/>
+        </w:rPr>
+      </w:pPr>
+    </w:p>
+    <w:p>
+      <w:pPr>
+        <w:autoSpaceDE w:val="0"/>
+        <w:autoSpaceDN w:val="0"/>
+        <w:adjustRightInd w:val="0"/>
+        <w:spacing w:after="0" w:line="240" w:lineRule="auto"/>
+        <w:rPr>
+          <w:rFonts w:ascii="Times New Roman" w:hAnsi="Times New Roman" w:cs="Times New Roman"/>
+        </w:rPr>
+      </w:pPr>
+      <w:r>
+        <w:rPr>
+          <w:rFonts w:ascii="Times New Roman" w:hAnsi="Times New Roman" w:cs="Times New Roman"/>
+        </w:rPr>
+        <w:t xml:space="preserve">Bibliographie </w:t>
+      </w:r>
+    </w:p>
+    <w:p>
+      <w:pPr>
+        <w:rPr>
+          <w:rFonts w:ascii="Times New Roman" w:hAnsi="Times New Roman" w:cs="Times New Roman"/>
+        </w:rPr>
+      </w:pPr>
+      <w:r>
+        <w:rPr>
+          <w:rFonts w:ascii="Times New Roman" w:hAnsi="Times New Roman" w:cs="Times New Roman"/>
+          <w:highlight w:val="green"/>
+        </w:rPr>
+        <w:t>La plupart des références semblent pertinentes. Cependant, quelques problèmes potentiels peuvent être soulevés : * [3] et [4] sont des articles provenant de Wikipédia et crypto.com, qui ne sont généralement pas considérés comme des sources académiques évaluées par des pairs.</w:t>
       </w:r>
     </w:p>
     <w:p>
@@ -12343,14 +12438,14 @@
           <w:szCs w:val="20"/>
           <w:lang w:val="fr-FR"/>
         </w:rPr>
+        <w:lastRenderedPageBreak/>
         <w:fldChar w:fldCharType="end"/>
       </w:r>
     </w:p>
     <w:sectPr>
-      <w:type w:val="continuous"/>
       <w:pgSz w:w="11906" w:h="16838"/>
       <w:pgMar w:top="1440" w:right="1440" w:bottom="1440" w:left="1440" w:header="708" w:footer="708" w:gutter="0"/>
-      <w:cols w:num="2" w:space="708"/>
+      <w:cols w:space="708"/>
       <w:docGrid w:linePitch="360"/>
     </w:sectPr>
   </w:body>
@@ -14478,4 +14573,16 @@
     </a:ext>
   </a:extLst>
 </a:theme>
+</file>
+
+<file path=customXml/item1.xml><?xml version="1.0" encoding="utf-8"?>
+<b:Sources xmlns:b="http://schemas.openxmlformats.org/officeDocument/2006/bibliography" xmlns="http://schemas.openxmlformats.org/officeDocument/2006/bibliography" SelectedStyle="/APASixthEditionOfficeOnline.xsl" StyleName="APA" Version="6"/>
+</file>
+
+<file path=customXml/itemProps1.xml><?xml version="1.0" encoding="utf-8"?>
+<ds:datastoreItem xmlns:ds="http://schemas.openxmlformats.org/officeDocument/2006/customXml" ds:itemID="{0D4970EB-F9E1-6143-B533-E8C6700BBDF9}">
+  <ds:schemaRefs>
+    <ds:schemaRef ds:uri="http://schemas.openxmlformats.org/officeDocument/2006/bibliography"/>
+  </ds:schemaRefs>
+</ds:datastoreItem>
 </file>